--- a/backend_api/templates/draft_word_template.docx
+++ b/backend_api/templates/draft_word_template.docx
@@ -205,36 +205,24 @@
         <w:rPr>
           <w:lang w:val="en-US"/>
         </w:rPr>
-        <w:t>51</w:t>
-      </w:r>
-      <w:r>
-        <w:rPr>
-          <w:lang w:val="en-US"/>
-        </w:rPr>
-        <w:t>,</w:t>
-      </w:r>
-      <w:r>
-        <w:rPr>
-          <w:lang w:val="en-US"/>
-        </w:rPr>
-        <w:t>970</w:t>
-      </w:r>
-      <w:r>
-        <w:rPr>
-          <w:lang w:val="en-US"/>
-        </w:rPr>
-        <w:t>.</w:t>
-      </w:r>
-      <w:r>
-        <w:rPr>
-          <w:vertAlign w:val="superscript"/>
-          <w:lang w:val="en-US"/>
-        </w:rPr>
-        <w:t>01</w:t>
-      </w:r>
-      <w:r>
-        <w:rPr>
-          <w:vertAlign w:val="superscript"/>
+        <w:t>{</w:t>
+      </w:r>
+      <w:proofErr w:type="spellStart"/>
+      <w:r>
+        <w:rPr>
+          <w:lang w:val="en-US"/>
+        </w:rPr>
+        <w:t>word_mt</w:t>
+      </w:r>
+      <w:proofErr w:type="spellEnd"/>
+      <w:r>
+        <w:rPr>
+          <w:lang w:val="en-US"/>
+        </w:rPr>
+        <w:t>}</w:t>
+      </w:r>
+      <w:r>
+        <w:rPr>
           <w:lang w:val="en-US"/>
         </w:rPr>
         <w:t xml:space="preserve"> </w:t>
@@ -249,16 +237,42 @@
         <w:rPr>
           <w:lang w:val="en-US"/>
         </w:rPr>
-        <w:t xml:space="preserve">of Grains in bulk aboard </w:t>
-      </w:r>
-      <w:r>
-        <w:rPr>
-          <w:lang w:val="en-US"/>
-        </w:rPr>
         <w:t xml:space="preserve">of </w:t>
       </w:r>
       <w:r>
         <w:rPr>
+          <w:lang w:val="en-US"/>
+        </w:rPr>
+        <w:t>{</w:t>
+      </w:r>
+      <w:proofErr w:type="spellStart"/>
+      <w:r>
+        <w:rPr>
+          <w:lang w:val="en-US"/>
+        </w:rPr>
+        <w:t>word_product</w:t>
+      </w:r>
+      <w:proofErr w:type="spellEnd"/>
+      <w:r>
+        <w:rPr>
+          <w:lang w:val="en-US"/>
+        </w:rPr>
+        <w:t>}</w:t>
+      </w:r>
+      <w:r>
+        <w:rPr>
+          <w:lang w:val="en-US"/>
+        </w:rPr>
+        <w:t xml:space="preserve"> aboard </w:t>
+      </w:r>
+      <w:r>
+        <w:rPr>
+          <w:lang w:val="en-US"/>
+        </w:rPr>
+        <w:t xml:space="preserve">of </w:t>
+      </w:r>
+      <w:r>
+        <w:rPr>
           <w:b/>
           <w:lang w:val="en-US"/>
         </w:rPr>
@@ -283,14 +297,37 @@
           <w:b/>
           <w:lang w:val="en-US"/>
         </w:rPr>
-        <w:t>DSI PHOENIX</w:t>
-      </w:r>
-      <w:r>
-        <w:rPr>
-          <w:b/>
-          <w:lang w:val="en-US"/>
-        </w:rPr>
-        <w:t xml:space="preserve">” </w:t>
+        <w:t>{</w:t>
+      </w:r>
+      <w:proofErr w:type="spellStart"/>
+      <w:r>
+        <w:rPr>
+          <w:b/>
+          <w:lang w:val="en-US"/>
+        </w:rPr>
+        <w:t>word_vessel</w:t>
+      </w:r>
+      <w:proofErr w:type="spellEnd"/>
+      <w:r>
+        <w:rPr>
+          <w:b/>
+          <w:lang w:val="en-US"/>
+        </w:rPr>
+        <w:t>}</w:t>
+      </w:r>
+      <w:r>
+        <w:rPr>
+          <w:b/>
+          <w:lang w:val="en-US"/>
+        </w:rPr>
+        <w:t>”</w:t>
+      </w:r>
+      <w:r>
+        <w:rPr>
+          <w:b/>
+          <w:lang w:val="en-US"/>
+        </w:rPr>
+        <w:t xml:space="preserve"> </w:t>
       </w:r>
       <w:r>
         <w:rPr>
@@ -302,7 +339,21 @@
         <w:rPr>
           <w:lang w:val="en-US"/>
         </w:rPr>
-        <w:t>Caldera</w:t>
+        <w:t>{</w:t>
+      </w:r>
+      <w:proofErr w:type="spellStart"/>
+      <w:r>
+        <w:rPr>
+          <w:lang w:val="en-US"/>
+        </w:rPr>
+        <w:t>word_port</w:t>
+      </w:r>
+      <w:proofErr w:type="spellEnd"/>
+      <w:r>
+        <w:rPr>
+          <w:lang w:val="en-US"/>
+        </w:rPr>
+        <w:t>}</w:t>
       </w:r>
       <w:r>
         <w:rPr>
@@ -314,7 +365,27 @@
         <w:rPr>
           <w:lang w:val="en-US"/>
         </w:rPr>
-        <w:t>– Costa Rica</w:t>
+        <w:t xml:space="preserve">– </w:t>
+      </w:r>
+      <w:r>
+        <w:rPr>
+          <w:lang w:val="en-US"/>
+        </w:rPr>
+        <w:t>{</w:t>
+      </w:r>
+      <w:proofErr w:type="spellStart"/>
+      <w:r>
+        <w:rPr>
+          <w:lang w:val="en-US"/>
+        </w:rPr>
+        <w:t>word_country</w:t>
+      </w:r>
+      <w:proofErr w:type="spellEnd"/>
+      <w:r>
+        <w:rPr>
+          <w:lang w:val="en-US"/>
+        </w:rPr>
+        <w:t>}</w:t>
       </w:r>
       <w:r>
         <w:rPr>
@@ -380,14 +451,26 @@
         </w:rPr>
         <w:tab/>
       </w:r>
-      <w:bookmarkStart w:id="0" w:name="OLE_LINK6"/>
-      <w:r>
-        <w:rPr>
-          <w:lang w:val="en-US"/>
-        </w:rPr>
-        <w:t>AGROPECUARIA EL SURCO S.A.</w:t>
-      </w:r>
-      <w:bookmarkEnd w:id="0"/>
+      <w:r>
+        <w:rPr>
+          <w:lang w:val="en-US"/>
+        </w:rPr>
+        <w:t>{</w:t>
+      </w:r>
+      <w:proofErr w:type="spellStart"/>
+      <w:r>
+        <w:rPr>
+          <w:lang w:val="en-US"/>
+        </w:rPr>
+        <w:t>word_survey_requested_by</w:t>
+      </w:r>
+      <w:proofErr w:type="spellEnd"/>
+      <w:r>
+        <w:rPr>
+          <w:lang w:val="en-US"/>
+        </w:rPr>
+        <w:t>}</w:t>
+      </w:r>
     </w:p>
     <w:p>
       <w:pPr>
@@ -429,7 +512,21 @@
         <w:rPr>
           <w:lang w:val="en-US"/>
         </w:rPr>
-        <w:t>AGROPECUARIA EL SURCO S.A.</w:t>
+        <w:t>{</w:t>
+      </w:r>
+      <w:proofErr w:type="spellStart"/>
+      <w:r>
+        <w:rPr>
+          <w:lang w:val="en-US"/>
+        </w:rPr>
+        <w:t>word_on_behalf_of</w:t>
+      </w:r>
+      <w:proofErr w:type="spellEnd"/>
+      <w:r>
+        <w:rPr>
+          <w:lang w:val="en-US"/>
+        </w:rPr>
+        <w:t>}</w:t>
       </w:r>
     </w:p>
     <w:p>
@@ -492,19 +589,35 @@
         <w:rPr>
           <w:lang w:val="en-US"/>
         </w:rPr>
-        <w:t xml:space="preserve">        </w:t>
-      </w:r>
-      <w:r>
-        <w:rPr>
-          <w:lang w:val="en-US"/>
-        </w:rPr>
-        <w:t>MUGAR RONNIE NACARIO</w:t>
-      </w:r>
-      <w:r>
-        <w:rPr>
-          <w:lang w:val="en-US"/>
-        </w:rPr>
-        <w:t>.</w:t>
+        <w:t xml:space="preserve">     </w:t>
+      </w:r>
+      <w:proofErr w:type="gramStart"/>
+      <w:r>
+        <w:rPr>
+          <w:lang w:val="en-US"/>
+        </w:rPr>
+        <w:t xml:space="preserve">   </w:t>
+      </w:r>
+      <w:r>
+        <w:rPr>
+          <w:lang w:val="en-US"/>
+        </w:rPr>
+        <w:t>{</w:t>
+      </w:r>
+      <w:proofErr w:type="spellStart"/>
+      <w:proofErr w:type="gramEnd"/>
+      <w:r>
+        <w:rPr>
+          <w:lang w:val="en-US"/>
+        </w:rPr>
+        <w:t>word_master</w:t>
+      </w:r>
+      <w:proofErr w:type="spellEnd"/>
+      <w:r>
+        <w:rPr>
+          <w:lang w:val="en-US"/>
+        </w:rPr>
+        <w:t>}</w:t>
       </w:r>
     </w:p>
     <w:p>
@@ -529,19 +642,35 @@
         <w:rPr>
           <w:lang w:val="en-US"/>
         </w:rPr>
-        <w:t xml:space="preserve">:                  </w:t>
-      </w:r>
-      <w:r>
-        <w:rPr>
-          <w:lang w:val="en-US"/>
-        </w:rPr>
-        <w:t>APDO NATHANIEL OLAZO</w:t>
-      </w:r>
-      <w:r>
-        <w:rPr>
-          <w:lang w:val="en-US"/>
-        </w:rPr>
-        <w:t>.</w:t>
+        <w:t xml:space="preserve">:               </w:t>
+      </w:r>
+      <w:proofErr w:type="gramStart"/>
+      <w:r>
+        <w:rPr>
+          <w:lang w:val="en-US"/>
+        </w:rPr>
+        <w:t xml:space="preserve">   </w:t>
+      </w:r>
+      <w:r>
+        <w:rPr>
+          <w:lang w:val="en-US"/>
+        </w:rPr>
+        <w:t>{</w:t>
+      </w:r>
+      <w:proofErr w:type="spellStart"/>
+      <w:proofErr w:type="gramEnd"/>
+      <w:r>
+        <w:rPr>
+          <w:lang w:val="en-US"/>
+        </w:rPr>
+        <w:t>word_chief_officer</w:t>
+      </w:r>
+      <w:proofErr w:type="spellEnd"/>
+      <w:r>
+        <w:rPr>
+          <w:lang w:val="en-US"/>
+        </w:rPr>
+        <w:t>}</w:t>
       </w:r>
     </w:p>
     <w:p>
@@ -620,15 +749,17 @@
         <w:t>“</w:t>
       </w:r>
       <w:r>
-        <w:rPr>
-          <w:lang w:val="en-US"/>
-        </w:rPr>
-        <w:t>DSI PHOENIX</w:t>
-      </w:r>
-      <w:r>
-        <w:rPr>
-          <w:lang w:val="en-US"/>
-        </w:rPr>
+        <w:t>{</w:t>
+      </w:r>
+      <w:proofErr w:type="spellStart"/>
+      <w:r>
+        <w:t>word_vessel</w:t>
+      </w:r>
+      <w:proofErr w:type="spellEnd"/>
+      <w:r>
+        <w:t>}</w:t>
+      </w:r>
+      <w:r>
         <w:t>”</w:t>
       </w:r>
     </w:p>
@@ -659,28 +790,47 @@
           <w:color w:val="000000"/>
           <w:lang w:val="en-US"/>
         </w:rPr>
-        <w:t xml:space="preserve"> Flag                </w:t>
-      </w:r>
-      <w:r>
-        <w:rPr>
-          <w:color w:val="000000"/>
-          <w:lang w:val="en-US"/>
-        </w:rPr>
-        <w:t>MAJURO</w:t>
-      </w:r>
-      <w:r>
-        <w:rPr>
-          <w:color w:val="000000"/>
-          <w:lang w:val="en-US"/>
-        </w:rPr>
-        <w:t xml:space="preserve"> / </w:t>
-      </w:r>
-      <w:r>
-        <w:rPr>
-          <w:color w:val="000000"/>
-          <w:lang w:val="en-US"/>
-        </w:rPr>
-        <w:t>MARSHALL ISLANDS</w:t>
+        <w:t xml:space="preserve"> Flag             </w:t>
+      </w:r>
+      <w:proofErr w:type="gramStart"/>
+      <w:r>
+        <w:rPr>
+          <w:color w:val="000000"/>
+          <w:lang w:val="en-US"/>
+        </w:rPr>
+        <w:t xml:space="preserve">   </w:t>
+      </w:r>
+      <w:r>
+        <w:rPr>
+          <w:color w:val="000000"/>
+          <w:lang w:val="en-US"/>
+        </w:rPr>
+        <w:t>{</w:t>
+      </w:r>
+      <w:proofErr w:type="spellStart"/>
+      <w:proofErr w:type="gramEnd"/>
+      <w:r>
+        <w:rPr>
+          <w:color w:val="000000"/>
+          <w:lang w:val="en-US"/>
+        </w:rPr>
+        <w:t>word_port_</w:t>
+      </w:r>
+      <w:proofErr w:type="gramStart"/>
+      <w:r>
+        <w:rPr>
+          <w:color w:val="000000"/>
+          <w:lang w:val="en-US"/>
+        </w:rPr>
+        <w:t>registry</w:t>
+      </w:r>
+      <w:proofErr w:type="spellEnd"/>
+      <w:r>
+        <w:rPr>
+          <w:color w:val="000000"/>
+          <w:lang w:val="en-US"/>
+        </w:rPr>
+        <w:t>}</w:t>
       </w:r>
       <w:r>
         <w:rPr>
@@ -689,6 +839,7 @@
         </w:rPr>
         <w:t>.</w:t>
       </w:r>
+      <w:proofErr w:type="gramEnd"/>
     </w:p>
     <w:p>
       <w:pPr>
@@ -724,28 +875,54 @@
           <w:color w:val="000000"/>
           <w:lang w:val="en-US"/>
         </w:rPr>
-        <w:t xml:space="preserve">                                  </w:t>
-      </w:r>
-      <w:r>
-        <w:rPr>
-          <w:color w:val="000000"/>
-          <w:lang w:val="en-US"/>
-        </w:rPr>
-        <w:t>3</w:t>
-      </w:r>
-      <w:r>
-        <w:rPr>
-          <w:color w:val="000000"/>
-          <w:lang w:val="en-US"/>
-        </w:rPr>
-        <w:t>4,551</w:t>
-      </w:r>
-      <w:r>
-        <w:rPr>
-          <w:color w:val="000000"/>
-          <w:lang w:val="en-US"/>
-        </w:rPr>
-        <w:t xml:space="preserve"> /</w:t>
+        <w:t xml:space="preserve">                               </w:t>
+      </w:r>
+      <w:proofErr w:type="gramStart"/>
+      <w:r>
+        <w:rPr>
+          <w:color w:val="000000"/>
+          <w:lang w:val="en-US"/>
+        </w:rPr>
+        <w:t xml:space="preserve">   </w:t>
+      </w:r>
+      <w:r>
+        <w:rPr>
+          <w:color w:val="000000"/>
+          <w:lang w:val="en-US"/>
+        </w:rPr>
+        <w:t>{</w:t>
+      </w:r>
+      <w:proofErr w:type="spellStart"/>
+      <w:proofErr w:type="gramEnd"/>
+      <w:r>
+        <w:rPr>
+          <w:color w:val="000000"/>
+          <w:lang w:val="en-US"/>
+        </w:rPr>
+        <w:t>word_</w:t>
+      </w:r>
+      <w:proofErr w:type="gramStart"/>
+      <w:r>
+        <w:rPr>
+          <w:color w:val="000000"/>
+          <w:lang w:val="en-US"/>
+        </w:rPr>
+        <w:t>grt</w:t>
+      </w:r>
+      <w:proofErr w:type="spellEnd"/>
+      <w:r>
+        <w:rPr>
+          <w:color w:val="000000"/>
+          <w:lang w:val="en-US"/>
+        </w:rPr>
+        <w:t>}</w:t>
+      </w:r>
+      <w:r>
+        <w:rPr>
+          <w:color w:val="000000"/>
+          <w:lang w:val="en-US"/>
+        </w:rPr>
+        <w:t>/</w:t>
       </w:r>
       <w:r>
         <w:rPr>
@@ -759,35 +936,24 @@
           <w:color w:val="000000"/>
           <w:lang w:val="en-US"/>
         </w:rPr>
-        <w:t>1</w:t>
-      </w:r>
-      <w:r>
-        <w:rPr>
-          <w:color w:val="000000"/>
-          <w:lang w:val="en-US"/>
-        </w:rPr>
-        <w:t>9</w:t>
-      </w:r>
-      <w:r>
-        <w:rPr>
-          <w:color w:val="000000"/>
-          <w:lang w:val="en-US"/>
-        </w:rPr>
-        <w:t>,</w:t>
-      </w:r>
-      <w:r>
-        <w:rPr>
-          <w:color w:val="000000"/>
-          <w:lang w:val="en-US"/>
-        </w:rPr>
-        <w:t>663</w:t>
-      </w:r>
-      <w:r>
-        <w:rPr>
-          <w:color w:val="000000"/>
-          <w:lang w:val="en-US"/>
-        </w:rPr>
-        <w:t>.</w:t>
+        <w:t>{</w:t>
+      </w:r>
+      <w:proofErr w:type="spellStart"/>
+      <w:proofErr w:type="gramEnd"/>
+      <w:r>
+        <w:rPr>
+          <w:color w:val="000000"/>
+          <w:lang w:val="en-US"/>
+        </w:rPr>
+        <w:t>word_nrt</w:t>
+      </w:r>
+      <w:proofErr w:type="spellEnd"/>
+      <w:r>
+        <w:rPr>
+          <w:color w:val="000000"/>
+          <w:lang w:val="en-US"/>
+        </w:rPr>
+        <w:t>}</w:t>
       </w:r>
     </w:p>
     <w:p>
@@ -817,35 +983,36 @@
           <w:color w:val="000000"/>
           <w:lang w:val="en-US"/>
         </w:rPr>
-        <w:t xml:space="preserve">                                   </w:t>
-      </w:r>
-      <w:r>
-        <w:rPr>
-          <w:color w:val="000000"/>
-          <w:lang w:val="en-US"/>
-        </w:rPr>
-        <w:t>20</w:t>
-      </w:r>
-      <w:r>
-        <w:rPr>
-          <w:color w:val="000000"/>
-          <w:lang w:val="en-US"/>
-        </w:rPr>
-        <w:t>1</w:t>
-      </w:r>
-      <w:r>
-        <w:rPr>
-          <w:color w:val="000000"/>
-          <w:lang w:val="en-US"/>
-        </w:rPr>
-        <w:t>7</w:t>
-      </w:r>
-      <w:r>
-        <w:rPr>
-          <w:color w:val="000000"/>
-          <w:lang w:val="en-US"/>
-        </w:rPr>
-        <w:t>.</w:t>
+        <w:t xml:space="preserve">                                </w:t>
+      </w:r>
+      <w:proofErr w:type="gramStart"/>
+      <w:r>
+        <w:rPr>
+          <w:color w:val="000000"/>
+          <w:lang w:val="en-US"/>
+        </w:rPr>
+        <w:t xml:space="preserve">   </w:t>
+      </w:r>
+      <w:r>
+        <w:rPr>
+          <w:color w:val="000000"/>
+        </w:rPr>
+        <w:t>{</w:t>
+      </w:r>
+      <w:proofErr w:type="spellStart"/>
+      <w:proofErr w:type="gramEnd"/>
+      <w:r>
+        <w:rPr>
+          <w:color w:val="000000"/>
+        </w:rPr>
+        <w:t>word_year</w:t>
+      </w:r>
+      <w:proofErr w:type="spellEnd"/>
+      <w:r>
+        <w:rPr>
+          <w:color w:val="000000"/>
+        </w:rPr>
+        <w:t>}</w:t>
       </w:r>
     </w:p>
     <w:p>
@@ -868,21 +1035,43 @@
           <w:color w:val="000000"/>
           <w:lang w:val="en-US"/>
         </w:rPr>
-        <w:t xml:space="preserve">IMO Number                               </w:t>
-      </w:r>
-      <w:r>
-        <w:rPr>
-          <w:color w:val="000000"/>
-          <w:lang w:val="en-US"/>
-        </w:rPr>
-        <w:t>9</w:t>
-      </w:r>
-      <w:r>
-        <w:rPr>
-          <w:color w:val="000000"/>
-          <w:lang w:val="en-US"/>
-        </w:rPr>
-        <w:t>738337</w:t>
+        <w:t xml:space="preserve">IMO Number                            </w:t>
+      </w:r>
+      <w:proofErr w:type="gramStart"/>
+      <w:r>
+        <w:rPr>
+          <w:color w:val="000000"/>
+          <w:lang w:val="en-US"/>
+        </w:rPr>
+        <w:t xml:space="preserve">   </w:t>
+      </w:r>
+      <w:r>
+        <w:rPr>
+          <w:color w:val="000000"/>
+        </w:rPr>
+        <w:t>{</w:t>
+      </w:r>
+      <w:proofErr w:type="spellStart"/>
+      <w:proofErr w:type="gramEnd"/>
+      <w:r>
+        <w:rPr>
+          <w:color w:val="000000"/>
+        </w:rPr>
+        <w:t>word_</w:t>
+      </w:r>
+      <w:proofErr w:type="gramStart"/>
+      <w:r>
+        <w:rPr>
+          <w:color w:val="000000"/>
+        </w:rPr>
+        <w:t>imo</w:t>
+      </w:r>
+      <w:proofErr w:type="spellEnd"/>
+      <w:r>
+        <w:rPr>
+          <w:color w:val="000000"/>
+        </w:rPr>
+        <w:t>}</w:t>
       </w:r>
       <w:r>
         <w:rPr>
@@ -891,6 +1080,7 @@
         </w:rPr>
         <w:t>.</w:t>
       </w:r>
+      <w:proofErr w:type="gramEnd"/>
     </w:p>
     <w:p>
       <w:pPr>
@@ -1007,7 +1197,14 @@
         <w:rPr>
           <w:lang w:val="en-US"/>
         </w:rPr>
-        <w:t xml:space="preserve">buoy   </w:t>
+        <w:t xml:space="preserve">buoy </w:t>
+      </w:r>
+      <w:proofErr w:type="gramStart"/>
+      <w:r>
+        <w:rPr>
+          <w:lang w:val="en-US"/>
+        </w:rPr>
+        <w:t xml:space="preserve">  </w:t>
       </w:r>
       <w:r>
         <w:rPr>
@@ -1019,49 +1216,34 @@
         <w:rPr>
           <w:lang w:val="en-US"/>
         </w:rPr>
-        <w:t>January 11</w:t>
-      </w:r>
-      <w:r>
-        <w:rPr>
-          <w:lang w:val="en-US"/>
-        </w:rPr>
-        <w:t>, 202</w:t>
-      </w:r>
-      <w:r>
-        <w:rPr>
-          <w:lang w:val="en-US"/>
-        </w:rPr>
-        <w:t>6</w:t>
-      </w:r>
-      <w:r>
-        <w:rPr>
-          <w:lang w:val="en-US"/>
-        </w:rPr>
-        <w:t xml:space="preserve"> from </w:t>
-      </w:r>
-      <w:r>
-        <w:rPr>
-          <w:lang w:val="en-US"/>
-        </w:rPr>
-        <w:t>23</w:t>
-      </w:r>
-      <w:r>
-        <w:rPr>
-          <w:lang w:val="en-US"/>
-        </w:rPr>
-        <w:t>:</w:t>
-      </w:r>
-      <w:r>
-        <w:rPr>
-          <w:lang w:val="en-US"/>
-        </w:rPr>
-        <w:t>48</w:t>
-      </w:r>
-      <w:r>
-        <w:rPr>
-          <w:lang w:val="en-US"/>
-        </w:rPr>
-        <w:t xml:space="preserve"> LT.</w:t>
+        <w:t>{</w:t>
+      </w:r>
+      <w:proofErr w:type="spellStart"/>
+      <w:proofErr w:type="gramEnd"/>
+      <w:r>
+        <w:rPr>
+          <w:lang w:val="en-US"/>
+        </w:rPr>
+        <w:t>word_arrived_buoy</w:t>
+      </w:r>
+      <w:proofErr w:type="spellEnd"/>
+      <w:r>
+        <w:rPr>
+          <w:lang w:val="en-US"/>
+        </w:rPr>
+        <w:t>}</w:t>
+      </w:r>
+      <w:r>
+        <w:rPr>
+          <w:lang w:val="en-US"/>
+        </w:rPr>
+        <w:t xml:space="preserve"> </w:t>
+      </w:r>
+      <w:r>
+        <w:rPr>
+          <w:lang w:val="en-US"/>
+        </w:rPr>
+        <w:t>LT.</w:t>
       </w:r>
     </w:p>
     <w:p>
@@ -1083,7 +1265,14 @@
         <w:rPr>
           <w:lang w:val="en-US"/>
         </w:rPr>
-        <w:t xml:space="preserve">N.O.R Tendered                    </w:t>
+        <w:t xml:space="preserve">N.O.R Tendered                  </w:t>
+      </w:r>
+      <w:proofErr w:type="gramStart"/>
+      <w:r>
+        <w:rPr>
+          <w:lang w:val="en-US"/>
+        </w:rPr>
+        <w:t xml:space="preserve">  </w:t>
       </w:r>
       <w:r>
         <w:rPr>
@@ -1095,49 +1284,34 @@
         <w:rPr>
           <w:lang w:val="en-US"/>
         </w:rPr>
-        <w:t>January 11</w:t>
-      </w:r>
-      <w:r>
-        <w:rPr>
-          <w:lang w:val="en-US"/>
-        </w:rPr>
-        <w:t>, 202</w:t>
-      </w:r>
-      <w:r>
-        <w:rPr>
-          <w:lang w:val="en-US"/>
-        </w:rPr>
-        <w:t>6</w:t>
-      </w:r>
-      <w:r>
-        <w:rPr>
-          <w:lang w:val="en-US"/>
-        </w:rPr>
-        <w:t xml:space="preserve"> from </w:t>
-      </w:r>
-      <w:r>
-        <w:rPr>
-          <w:lang w:val="en-US"/>
-        </w:rPr>
-        <w:t>23</w:t>
-      </w:r>
-      <w:r>
-        <w:rPr>
-          <w:lang w:val="en-US"/>
-        </w:rPr>
-        <w:t>:</w:t>
-      </w:r>
-      <w:r>
-        <w:rPr>
-          <w:lang w:val="en-US"/>
-        </w:rPr>
-        <w:t>48</w:t>
-      </w:r>
-      <w:r>
-        <w:rPr>
-          <w:lang w:val="en-US"/>
-        </w:rPr>
-        <w:t xml:space="preserve"> LT.</w:t>
+        <w:t>{</w:t>
+      </w:r>
+      <w:proofErr w:type="spellStart"/>
+      <w:proofErr w:type="gramEnd"/>
+      <w:r>
+        <w:rPr>
+          <w:lang w:val="en-US"/>
+        </w:rPr>
+        <w:t>word_nor_tendered</w:t>
+      </w:r>
+      <w:proofErr w:type="spellEnd"/>
+      <w:r>
+        <w:rPr>
+          <w:lang w:val="en-US"/>
+        </w:rPr>
+        <w:t>}</w:t>
+      </w:r>
+      <w:r>
+        <w:rPr>
+          <w:lang w:val="en-US"/>
+        </w:rPr>
+        <w:t xml:space="preserve"> </w:t>
+      </w:r>
+      <w:r>
+        <w:rPr>
+          <w:lang w:val="en-US"/>
+        </w:rPr>
+        <w:t>LT.</w:t>
       </w:r>
     </w:p>
     <w:p>
@@ -1159,55 +1333,47 @@
         <w:rPr>
           <w:lang w:val="en-US"/>
         </w:rPr>
-        <w:t xml:space="preserve">All Fast                                   </w:t>
-      </w:r>
-      <w:r>
-        <w:rPr>
-          <w:lang w:val="en-US"/>
-        </w:rPr>
-        <w:t>January 14</w:t>
-      </w:r>
-      <w:r>
-        <w:rPr>
-          <w:lang w:val="en-US"/>
-        </w:rPr>
-        <w:t>, 202</w:t>
-      </w:r>
-      <w:r>
-        <w:rPr>
-          <w:lang w:val="en-US"/>
-        </w:rPr>
-        <w:t>6</w:t>
-      </w:r>
-      <w:r>
-        <w:rPr>
-          <w:lang w:val="en-US"/>
-        </w:rPr>
-        <w:t xml:space="preserve"> from </w:t>
-      </w:r>
-      <w:r>
-        <w:rPr>
-          <w:lang w:val="en-US"/>
-        </w:rPr>
-        <w:t>14</w:t>
-      </w:r>
-      <w:r>
-        <w:rPr>
-          <w:lang w:val="en-US"/>
-        </w:rPr>
-        <w:t>:</w:t>
-      </w:r>
-      <w:r>
-        <w:rPr>
-          <w:lang w:val="en-US"/>
-        </w:rPr>
-        <w:t>30</w:t>
-      </w:r>
-      <w:r>
-        <w:rPr>
-          <w:lang w:val="en-US"/>
-        </w:rPr>
-        <w:t xml:space="preserve"> LT.</w:t>
+        <w:t xml:space="preserve">All Fast                                </w:t>
+      </w:r>
+      <w:proofErr w:type="gramStart"/>
+      <w:r>
+        <w:rPr>
+          <w:lang w:val="en-US"/>
+        </w:rPr>
+        <w:t xml:space="preserve">   </w:t>
+      </w:r>
+      <w:r>
+        <w:rPr>
+          <w:lang w:val="en-US"/>
+        </w:rPr>
+        <w:t>{</w:t>
+      </w:r>
+      <w:proofErr w:type="spellStart"/>
+      <w:proofErr w:type="gramEnd"/>
+      <w:r>
+        <w:rPr>
+          <w:lang w:val="en-US"/>
+        </w:rPr>
+        <w:t>word_all_fast</w:t>
+      </w:r>
+      <w:proofErr w:type="spellEnd"/>
+      <w:r>
+        <w:rPr>
+          <w:lang w:val="en-US"/>
+        </w:rPr>
+        <w:t>}</w:t>
+      </w:r>
+      <w:r>
+        <w:rPr>
+          <w:lang w:val="en-US"/>
+        </w:rPr>
+        <w:t xml:space="preserve"> </w:t>
+      </w:r>
+      <w:r>
+        <w:rPr>
+          <w:lang w:val="en-US"/>
+        </w:rPr>
+        <w:t>LT.</w:t>
       </w:r>
     </w:p>
     <w:p>
@@ -1230,55 +1396,36 @@
           <w:color w:val="000000"/>
           <w:lang w:val="en-US"/>
         </w:rPr>
-        <w:t xml:space="preserve">Initial Draft Survey                  </w:t>
-      </w:r>
-      <w:r>
-        <w:rPr>
-          <w:lang w:val="en-US"/>
-        </w:rPr>
-        <w:t>Jan</w:t>
-      </w:r>
-      <w:r>
-        <w:rPr>
-          <w:lang w:val="en-US"/>
-        </w:rPr>
-        <w:t>u</w:t>
-      </w:r>
-      <w:r>
-        <w:rPr>
-          <w:lang w:val="en-US"/>
-        </w:rPr>
-        <w:t xml:space="preserve"> 1</w:t>
-      </w:r>
-      <w:r>
-        <w:rPr>
-          <w:lang w:val="en-US"/>
-        </w:rPr>
-        <w:t>4</w:t>
-      </w:r>
-      <w:r>
-        <w:rPr>
-          <w:lang w:val="en-US"/>
-        </w:rPr>
-        <w:t xml:space="preserve">, 2026 from </w:t>
-      </w:r>
-      <w:r>
-        <w:rPr>
-          <w:lang w:val="en-US"/>
-        </w:rPr>
-        <w:t>15</w:t>
-      </w:r>
-      <w:r>
-        <w:rPr>
-          <w:lang w:val="en-US"/>
-        </w:rPr>
-        <w:t>:</w:t>
-      </w:r>
-      <w:r>
-        <w:rPr>
-          <w:lang w:val="en-US"/>
-        </w:rPr>
-        <w:t>15</w:t>
+        <w:t xml:space="preserve">Initial Draft Survey               </w:t>
+      </w:r>
+      <w:proofErr w:type="gramStart"/>
+      <w:r>
+        <w:rPr>
+          <w:color w:val="000000"/>
+          <w:lang w:val="en-US"/>
+        </w:rPr>
+        <w:t xml:space="preserve">   </w:t>
+      </w:r>
+      <w:r>
+        <w:rPr>
+          <w:lang w:val="en-US"/>
+        </w:rPr>
+        <w:t>{</w:t>
+      </w:r>
+      <w:proofErr w:type="spellStart"/>
+      <w:proofErr w:type="gramEnd"/>
+      <w:r>
+        <w:rPr>
+          <w:lang w:val="en-US"/>
+        </w:rPr>
+        <w:t>word_initial_draft</w:t>
+      </w:r>
+      <w:proofErr w:type="spellEnd"/>
+      <w:r>
+        <w:rPr>
+          <w:lang w:val="en-US"/>
+        </w:rPr>
+        <w:t>}</w:t>
       </w:r>
       <w:r>
         <w:rPr>
@@ -1290,7 +1437,7 @@
         <w:rPr>
           <w:lang w:val="en-US"/>
         </w:rPr>
-        <w:t>to 16:30 LT.</w:t>
+        <w:t>LT.</w:t>
       </w:r>
     </w:p>
     <w:p>
@@ -1312,49 +1459,47 @@
         <w:rPr>
           <w:lang w:val="en-US"/>
         </w:rPr>
-        <w:t xml:space="preserve">Commenced Discharge          </w:t>
-      </w:r>
-      <w:r>
-        <w:rPr>
-          <w:lang w:val="en-US"/>
-        </w:rPr>
-        <w:t>January 1</w:t>
-      </w:r>
-      <w:r>
-        <w:rPr>
-          <w:lang w:val="en-US"/>
-        </w:rPr>
-        <w:t>4</w:t>
-      </w:r>
-      <w:r>
-        <w:rPr>
-          <w:lang w:val="en-US"/>
-        </w:rPr>
-        <w:t xml:space="preserve">, 2026 from </w:t>
-      </w:r>
-      <w:r>
-        <w:rPr>
-          <w:lang w:val="en-US"/>
-        </w:rPr>
-        <w:t>17</w:t>
-      </w:r>
-      <w:r>
-        <w:rPr>
-          <w:lang w:val="en-US"/>
-        </w:rPr>
-        <w:t>:</w:t>
-      </w:r>
-      <w:r>
-        <w:rPr>
-          <w:lang w:val="en-US"/>
-        </w:rPr>
-        <w:t>20</w:t>
-      </w:r>
-      <w:r>
-        <w:rPr>
-          <w:lang w:val="en-US"/>
-        </w:rPr>
-        <w:t xml:space="preserve"> LT.</w:t>
+        <w:t xml:space="preserve">Commenced Discharge       </w:t>
+      </w:r>
+      <w:proofErr w:type="gramStart"/>
+      <w:r>
+        <w:rPr>
+          <w:lang w:val="en-US"/>
+        </w:rPr>
+        <w:t xml:space="preserve">   </w:t>
+      </w:r>
+      <w:r>
+        <w:rPr>
+          <w:lang w:val="en-US"/>
+        </w:rPr>
+        <w:t>{</w:t>
+      </w:r>
+      <w:proofErr w:type="spellStart"/>
+      <w:proofErr w:type="gramEnd"/>
+      <w:r>
+        <w:rPr>
+          <w:lang w:val="en-US"/>
+        </w:rPr>
+        <w:t>word_commenced</w:t>
+      </w:r>
+      <w:proofErr w:type="spellEnd"/>
+      <w:r>
+        <w:rPr>
+          <w:lang w:val="en-US"/>
+        </w:rPr>
+        <w:t>}</w:t>
+      </w:r>
+      <w:r>
+        <w:rPr>
+          <w:lang w:val="en-US"/>
+        </w:rPr>
+        <w:t xml:space="preserve"> </w:t>
+      </w:r>
+      <w:r>
+        <w:rPr>
+          <w:lang w:val="en-US"/>
+        </w:rPr>
+        <w:t>LT.</w:t>
       </w:r>
     </w:p>
     <w:p>
@@ -1376,49 +1521,47 @@
         <w:rPr>
           <w:lang w:val="en-US"/>
         </w:rPr>
-        <w:t xml:space="preserve">Completed Discharge             </w:t>
-      </w:r>
-      <w:r>
-        <w:rPr>
-          <w:lang w:val="en-US"/>
-        </w:rPr>
-        <w:t xml:space="preserve">January </w:t>
-      </w:r>
-      <w:r>
-        <w:rPr>
-          <w:lang w:val="en-US"/>
-        </w:rPr>
-        <w:t>18</w:t>
-      </w:r>
-      <w:r>
-        <w:rPr>
-          <w:lang w:val="en-US"/>
-        </w:rPr>
-        <w:t xml:space="preserve">, 2026 from </w:t>
-      </w:r>
-      <w:r>
-        <w:rPr>
-          <w:lang w:val="en-US"/>
-        </w:rPr>
-        <w:t>00</w:t>
-      </w:r>
-      <w:r>
-        <w:rPr>
-          <w:lang w:val="en-US"/>
-        </w:rPr>
-        <w:t>:</w:t>
-      </w:r>
-      <w:r>
-        <w:rPr>
-          <w:lang w:val="en-US"/>
-        </w:rPr>
-        <w:t>05</w:t>
-      </w:r>
-      <w:r>
-        <w:rPr>
-          <w:lang w:val="en-US"/>
-        </w:rPr>
-        <w:t xml:space="preserve"> LT.</w:t>
+        <w:t xml:space="preserve">Completed Discharge          </w:t>
+      </w:r>
+      <w:proofErr w:type="gramStart"/>
+      <w:r>
+        <w:rPr>
+          <w:lang w:val="en-US"/>
+        </w:rPr>
+        <w:t xml:space="preserve">   </w:t>
+      </w:r>
+      <w:r>
+        <w:rPr>
+          <w:lang w:val="en-US"/>
+        </w:rPr>
+        <w:t>{</w:t>
+      </w:r>
+      <w:proofErr w:type="spellStart"/>
+      <w:proofErr w:type="gramEnd"/>
+      <w:r>
+        <w:rPr>
+          <w:lang w:val="en-US"/>
+        </w:rPr>
+        <w:t>word_completed</w:t>
+      </w:r>
+      <w:proofErr w:type="spellEnd"/>
+      <w:r>
+        <w:rPr>
+          <w:lang w:val="en-US"/>
+        </w:rPr>
+        <w:t>}</w:t>
+      </w:r>
+      <w:r>
+        <w:rPr>
+          <w:lang w:val="en-US"/>
+        </w:rPr>
+        <w:t xml:space="preserve"> </w:t>
+      </w:r>
+      <w:r>
+        <w:rPr>
+          <w:lang w:val="en-US"/>
+        </w:rPr>
+        <w:t>LT.</w:t>
       </w:r>
     </w:p>
     <w:p>
@@ -1440,55 +1583,35 @@
         <w:rPr>
           <w:lang w:val="en-US"/>
         </w:rPr>
-        <w:t xml:space="preserve">Final Draft Survey                   </w:t>
-      </w:r>
-      <w:r>
-        <w:rPr>
-          <w:lang w:val="en-US"/>
-        </w:rPr>
-        <w:t>Jan</w:t>
-      </w:r>
-      <w:r>
-        <w:rPr>
-          <w:lang w:val="en-US"/>
-        </w:rPr>
-        <w:t>u</w:t>
-      </w:r>
-      <w:r>
-        <w:rPr>
-          <w:lang w:val="en-US"/>
-        </w:rPr>
-        <w:t xml:space="preserve"> 1</w:t>
-      </w:r>
-      <w:r>
-        <w:rPr>
-          <w:lang w:val="en-US"/>
-        </w:rPr>
-        <w:t>8</w:t>
-      </w:r>
-      <w:r>
-        <w:rPr>
-          <w:lang w:val="en-US"/>
-        </w:rPr>
-        <w:t xml:space="preserve">, 2026 from </w:t>
-      </w:r>
-      <w:r>
-        <w:rPr>
-          <w:lang w:val="en-US"/>
-        </w:rPr>
-        <w:t>00</w:t>
-      </w:r>
-      <w:r>
-        <w:rPr>
-          <w:lang w:val="en-US"/>
-        </w:rPr>
-        <w:t>:</w:t>
-      </w:r>
-      <w:r>
-        <w:rPr>
-          <w:lang w:val="en-US"/>
-        </w:rPr>
-        <w:t>05</w:t>
+        <w:t xml:space="preserve">Final Draft Survey                </w:t>
+      </w:r>
+      <w:proofErr w:type="gramStart"/>
+      <w:r>
+        <w:rPr>
+          <w:lang w:val="en-US"/>
+        </w:rPr>
+        <w:t xml:space="preserve">   </w:t>
+      </w:r>
+      <w:r>
+        <w:rPr>
+          <w:lang w:val="en-US"/>
+        </w:rPr>
+        <w:t>{</w:t>
+      </w:r>
+      <w:proofErr w:type="spellStart"/>
+      <w:proofErr w:type="gramEnd"/>
+      <w:r>
+        <w:rPr>
+          <w:lang w:val="en-US"/>
+        </w:rPr>
+        <w:t>word_final_draft</w:t>
+      </w:r>
+      <w:proofErr w:type="spellEnd"/>
+      <w:r>
+        <w:rPr>
+          <w:lang w:val="en-US"/>
+        </w:rPr>
+        <w:t>}</w:t>
       </w:r>
       <w:r>
         <w:rPr>
@@ -1500,7 +1623,7 @@
         <w:rPr>
           <w:lang w:val="en-US"/>
         </w:rPr>
-        <w:t>to 00:45 LT.</w:t>
+        <w:t>LT.</w:t>
       </w:r>
     </w:p>
     <w:p>
@@ -1564,19 +1687,108 @@
         <w:rPr>
           <w:lang w:val="en-US"/>
         </w:rPr>
-        <w:t>51</w:t>
-      </w:r>
-      <w:r>
-        <w:rPr>
-          <w:lang w:val="en-US"/>
-        </w:rPr>
-        <w:t>,</w:t>
-      </w:r>
-      <w:r>
-        <w:rPr>
-          <w:lang w:val="en-US"/>
-        </w:rPr>
-        <w:t>970</w:t>
+        <w:t>{</w:t>
+      </w:r>
+      <w:proofErr w:type="spellStart"/>
+      <w:r>
+        <w:rPr>
+          <w:lang w:val="en-US"/>
+        </w:rPr>
+        <w:t>word_metric_tons</w:t>
+      </w:r>
+      <w:proofErr w:type="spellEnd"/>
+      <w:r>
+        <w:rPr>
+          <w:lang w:val="en-US"/>
+        </w:rPr>
+        <w:t>}</w:t>
+      </w:r>
+      <w:r>
+        <w:rPr>
+          <w:lang w:val="en-US"/>
+        </w:rPr>
+        <w:t xml:space="preserve"> </w:t>
+      </w:r>
+      <w:r>
+        <w:rPr>
+          <w:lang w:val="en-US"/>
+        </w:rPr>
+        <w:t xml:space="preserve">metric tons of Grains in </w:t>
+      </w:r>
+      <w:proofErr w:type="gramStart"/>
+      <w:r>
+        <w:rPr>
+          <w:lang w:val="en-US"/>
+        </w:rPr>
+        <w:t>bulk (</w:t>
+      </w:r>
+      <w:r>
+        <w:rPr>
+          <w:lang w:val="en-US"/>
+        </w:rPr>
+        <w:t>{</w:t>
+      </w:r>
+      <w:proofErr w:type="spellStart"/>
+      <w:proofErr w:type="gramEnd"/>
+      <w:r>
+        <w:rPr>
+          <w:lang w:val="en-US"/>
+        </w:rPr>
+        <w:t>word_goods_</w:t>
+      </w:r>
+      <w:proofErr w:type="gramStart"/>
+      <w:r>
+        <w:rPr>
+          <w:lang w:val="en-US"/>
+        </w:rPr>
+        <w:t>product</w:t>
+      </w:r>
+      <w:proofErr w:type="spellEnd"/>
+      <w:r>
+        <w:rPr>
+          <w:lang w:val="en-US"/>
+        </w:rPr>
+        <w:t>}</w:t>
+      </w:r>
+      <w:r>
+        <w:rPr>
+          <w:lang w:val="en-US"/>
+        </w:rPr>
+        <w:t>)</w:t>
+      </w:r>
+      <w:proofErr w:type="gramEnd"/>
+      <w:r>
+        <w:rPr>
+          <w:lang w:val="en-US"/>
+        </w:rPr>
+        <w:t xml:space="preserve"> Loaded in holds </w:t>
+      </w:r>
+      <w:r>
+        <w:rPr>
+          <w:lang w:val="en-US"/>
+        </w:rPr>
+        <w:t>{</w:t>
+      </w:r>
+      <w:proofErr w:type="spellStart"/>
+      <w:r>
+        <w:rPr>
+          <w:lang w:val="en-US"/>
+        </w:rPr>
+        <w:t>word_</w:t>
+      </w:r>
+      <w:proofErr w:type="gramStart"/>
+      <w:r>
+        <w:rPr>
+          <w:lang w:val="en-US"/>
+        </w:rPr>
+        <w:t>holds</w:t>
+      </w:r>
+      <w:proofErr w:type="spellEnd"/>
+      <w:r>
+        <w:rPr>
+          <w:lang w:val="en-US"/>
+        </w:rPr>
+        <w:t>}</w:t>
       </w:r>
       <w:r>
         <w:rPr>
@@ -1584,38 +1796,7 @@
         </w:rPr>
         <w:t>.</w:t>
       </w:r>
-      <w:r>
-        <w:rPr>
-          <w:vertAlign w:val="superscript"/>
-          <w:lang w:val="en-US"/>
-        </w:rPr>
-        <w:t>01</w:t>
-      </w:r>
-      <w:r>
-        <w:rPr>
-          <w:vertAlign w:val="superscript"/>
-          <w:lang w:val="en-US"/>
-        </w:rPr>
-        <w:t xml:space="preserve"> </w:t>
-      </w:r>
-      <w:r>
-        <w:rPr>
-          <w:lang w:val="en-US"/>
-        </w:rPr>
-        <w:t>metric tons of Grains in bulk (Soybean – Yellow Corn</w:t>
-      </w:r>
-      <w:r>
-        <w:rPr>
-          <w:lang w:val="en-US"/>
-        </w:rPr>
-        <w:t xml:space="preserve"> – DDGS</w:t>
-      </w:r>
-      <w:r>
-        <w:rPr>
-          <w:lang w:val="en-US"/>
-        </w:rPr>
-        <w:t>) Loaded in holds 1-2-3-4-5.</w:t>
-      </w:r>
+      <w:proofErr w:type="gramEnd"/>
     </w:p>
     <w:p>
       <w:pPr>
@@ -1727,7 +1908,35 @@
         <w:rPr>
           <w:lang w:val="en-US"/>
         </w:rPr>
-        <w:t>The reliability of the method depend of the calibration degree in the vessel’s Hydrostatic / Ballast tables and Calibration.</w:t>
+        <w:t xml:space="preserve">The reliability of the method </w:t>
+      </w:r>
+      <w:proofErr w:type="gramStart"/>
+      <w:r>
+        <w:rPr>
+          <w:lang w:val="en-US"/>
+        </w:rPr>
+        <w:t>depend</w:t>
+      </w:r>
+      <w:proofErr w:type="gramEnd"/>
+      <w:r>
+        <w:rPr>
+          <w:lang w:val="en-US"/>
+        </w:rPr>
+        <w:t xml:space="preserve"> </w:t>
+      </w:r>
+      <w:proofErr w:type="gramStart"/>
+      <w:r>
+        <w:rPr>
+          <w:lang w:val="en-US"/>
+        </w:rPr>
+        <w:t>of</w:t>
+      </w:r>
+      <w:proofErr w:type="gramEnd"/>
+      <w:r>
+        <w:rPr>
+          <w:lang w:val="en-US"/>
+        </w:rPr>
+        <w:t xml:space="preserve"> the calibration degree in the vessel’s Hydrostatic / Ballast tables and Calibration.</w:t>
       </w:r>
     </w:p>
     <w:p>
@@ -1864,36 +2073,6 @@
           <w:lang w:val="en-US"/>
         </w:rPr>
       </w:pPr>
-      <w:r>
-        <w:rPr>
-          <w:noProof/>
-        </w:rPr>
-        <w:object w:dxaOrig="1282" w:dyaOrig="1008" w14:anchorId="48651F6A">
-          <v:shapetype id="_x0000_t75" coordsize="21600,21600" o:spt="75" o:preferrelative="t" path="m@4@5l@4@11@9@11@9@5xe" filled="f" stroked="f">
-            <v:stroke joinstyle="miter"/>
-            <v:formulas>
-              <v:f eqn="if lineDrawn pixelLineWidth 0"/>
-              <v:f eqn="sum @0 1 0"/>
-              <v:f eqn="sum 0 0 @1"/>
-              <v:f eqn="prod @2 1 2"/>
-              <v:f eqn="prod @3 21600 pixelWidth"/>
-              <v:f eqn="prod @3 21600 pixelHeight"/>
-              <v:f eqn="sum @0 0 1"/>
-              <v:f eqn="prod @6 1 2"/>
-              <v:f eqn="prod @7 21600 pixelWidth"/>
-              <v:f eqn="sum @8 21600 0"/>
-              <v:f eqn="prod @7 21600 pixelHeight"/>
-              <v:f eqn="sum @10 21600 0"/>
-            </v:formulas>
-            <v:path o:extrusionok="f" gradientshapeok="t" o:connecttype="rect"/>
-            <o:lock v:ext="edit" aspectratio="t"/>
-          </v:shapetype>
-          <v:shape id="_x0000_s2064" type="#_x0000_t75" style="position:absolute;margin-left:266.7pt;margin-top:19.2pt;width:90pt;height:71.4pt;z-index:251657728">
-            <v:imagedata r:id="rId7" o:title=""/>
-          </v:shape>
-          <o:OLEObject Type="Embed" ProgID="Excel.Sheet.8" ShapeID="_x0000_s2064" DrawAspect="Content" ObjectID="_1833525143" r:id="rId8"/>
-        </w:object>
-      </w:r>
     </w:p>
     <w:p>
       <w:pPr>
@@ -1907,7 +2086,128 @@
         <w:rPr>
           <w:lang w:val="en-US"/>
         </w:rPr>
-        <w:t>Draft Survey Figures</w:t>
+        <w:t>Draft Survey Figure</w:t>
+      </w:r>
+      <w:r>
+        <w:rPr>
+          <w:lang w:val="en-US"/>
+        </w:rPr>
+        <w:t xml:space="preserve">        </w:t>
+      </w:r>
+      <w:proofErr w:type="gramStart"/>
+      <w:r>
+        <w:rPr>
+          <w:lang w:val="en-US"/>
+        </w:rPr>
+        <w:t xml:space="preserve">   </w:t>
+      </w:r>
+      <w:r>
+        <w:rPr>
+          <w:lang w:val="en-US"/>
+        </w:rPr>
+        <w:t>{</w:t>
+      </w:r>
+      <w:proofErr w:type="spellStart"/>
+      <w:proofErr w:type="gramEnd"/>
+      <w:r>
+        <w:rPr>
+          <w:lang w:val="en-US"/>
+        </w:rPr>
+        <w:t>word_draft_</w:t>
+      </w:r>
+      <w:proofErr w:type="gramStart"/>
+      <w:r>
+        <w:rPr>
+          <w:lang w:val="en-US"/>
+        </w:rPr>
+        <w:t>figures</w:t>
+      </w:r>
+      <w:proofErr w:type="spellEnd"/>
+      <w:r>
+        <w:rPr>
+          <w:lang w:val="en-US"/>
+        </w:rPr>
+        <w:t>}</w:t>
+      </w:r>
+      <w:r>
+        <w:rPr>
+          <w:lang w:val="en-US"/>
+        </w:rPr>
+        <w:t xml:space="preserve">  </w:t>
+      </w:r>
+      <w:r>
+        <w:rPr>
+          <w:lang w:val="en-US"/>
+        </w:rPr>
+        <w:t xml:space="preserve"> </w:t>
+      </w:r>
+      <w:proofErr w:type="gramEnd"/>
+      <w:r>
+        <w:rPr>
+          <w:lang w:val="en-US"/>
+        </w:rPr>
+        <w:t xml:space="preserve"> </w:t>
+      </w:r>
+      <w:r>
+        <w:rPr>
+          <w:lang w:val="en-US"/>
+        </w:rPr>
+        <w:t xml:space="preserve">       </w:t>
+      </w:r>
+      <w:r>
+        <w:rPr>
+          <w:lang w:val="en-US"/>
+        </w:rPr>
+        <w:t xml:space="preserve">  MT.</w:t>
+      </w:r>
+    </w:p>
+    <w:p>
+      <w:pPr>
+        <w:pStyle w:val="BodyTextIndent"/>
+        <w:ind w:left="5529" w:hanging="4111"/>
+        <w:rPr>
+          <w:lang w:val="en-US"/>
+        </w:rPr>
+      </w:pPr>
+      <w:r>
+        <w:rPr>
+          <w:lang w:val="en-US"/>
+        </w:rPr>
+        <w:t>B/L Figures</w:t>
+      </w:r>
+      <w:r>
+        <w:rPr>
+          <w:lang w:val="en-US"/>
+        </w:rPr>
+        <w:t xml:space="preserve">                     </w:t>
+      </w:r>
+      <w:proofErr w:type="gramStart"/>
+      <w:r>
+        <w:rPr>
+          <w:lang w:val="en-US"/>
+        </w:rPr>
+        <w:t xml:space="preserve">   </w:t>
+      </w:r>
+      <w:r>
+        <w:rPr>
+          <w:lang w:val="en-US"/>
+        </w:rPr>
+        <w:t>{</w:t>
+      </w:r>
+      <w:proofErr w:type="spellStart"/>
+      <w:proofErr w:type="gramEnd"/>
+      <w:r>
+        <w:rPr>
+          <w:lang w:val="en-US"/>
+        </w:rPr>
+        <w:t>word_bl_figures</w:t>
+      </w:r>
+      <w:proofErr w:type="spellEnd"/>
+      <w:r>
+        <w:rPr>
+          <w:lang w:val="en-US"/>
+        </w:rPr>
+        <w:t>}</w:t>
       </w:r>
       <w:r>
         <w:rPr>
@@ -1920,27 +2220,258 @@
         <w:rPr>
           <w:lang w:val="en-US"/>
         </w:rPr>
+        <w:t xml:space="preserve">       </w:t>
+      </w:r>
+      <w:r>
+        <w:rPr>
+          <w:lang w:val="en-US"/>
+        </w:rPr>
+        <w:t xml:space="preserve"> MT.</w:t>
+      </w:r>
+    </w:p>
+    <w:p>
+      <w:pPr>
+        <w:spacing w:before="80"/>
+        <w:ind w:left="5529" w:hanging="4111"/>
+        <w:jc w:val="both"/>
+        <w:rPr>
+          <w:b/>
+          <w:lang w:val="en-US"/>
+        </w:rPr>
+      </w:pPr>
+      <w:r>
+        <w:rPr>
+          <w:b/>
+          <w:lang w:val="en-US"/>
+        </w:rPr>
+        <w:t>Difference</w:t>
+      </w:r>
+      <w:r>
+        <w:rPr>
+          <w:b/>
+          <w:lang w:val="en-US"/>
+        </w:rPr>
+        <w:t xml:space="preserve">                     </w:t>
+      </w:r>
+      <w:proofErr w:type="gramStart"/>
+      <w:r>
+        <w:rPr>
+          <w:b/>
+          <w:lang w:val="en-US"/>
+        </w:rPr>
+        <w:t xml:space="preserve">   </w:t>
+      </w:r>
+      <w:r>
+        <w:rPr>
+          <w:b/>
+          <w:lang w:val="en-US"/>
+        </w:rPr>
+        <w:t>{</w:t>
+      </w:r>
+      <w:proofErr w:type="spellStart"/>
+      <w:proofErr w:type="gramEnd"/>
+      <w:r>
+        <w:rPr>
+          <w:b/>
+          <w:lang w:val="en-US"/>
+        </w:rPr>
+        <w:t>word_difference</w:t>
+      </w:r>
+      <w:proofErr w:type="spellEnd"/>
+      <w:r>
+        <w:rPr>
+          <w:b/>
+          <w:lang w:val="en-US"/>
+        </w:rPr>
+        <w:t>}</w:t>
+      </w:r>
+      <w:r>
+        <w:rPr>
+          <w:b/>
+          <w:lang w:val="en-US"/>
+        </w:rPr>
         <w:tab/>
-        <w:t xml:space="preserve">  </w:t>
-      </w:r>
-      <w:r>
-        <w:rPr>
-          <w:lang w:val="en-US"/>
-        </w:rPr>
-        <w:t xml:space="preserve">  </w:t>
-      </w:r>
-      <w:r>
-        <w:rPr>
-          <w:lang w:val="en-US"/>
-        </w:rPr>
-        <w:t xml:space="preserve">       </w:t>
-      </w:r>
-      <w:r>
-        <w:rPr>
-          <w:lang w:val="en-US"/>
-        </w:rPr>
-        <w:t xml:space="preserve">  MT.</w:t>
-      </w:r>
+      </w:r>
+      <w:r>
+        <w:rPr>
+          <w:b/>
+          <w:lang w:val="en-US"/>
+        </w:rPr>
+        <w:t xml:space="preserve">             </w:t>
+      </w:r>
+      <w:r>
+        <w:rPr>
+          <w:b/>
+          <w:lang w:val="en-US"/>
+        </w:rPr>
+        <w:t>MT</w:t>
+      </w:r>
+    </w:p>
+    <w:p>
+      <w:pPr>
+        <w:spacing w:before="80"/>
+        <w:ind w:left="5529" w:hanging="4111"/>
+        <w:jc w:val="both"/>
+        <w:rPr>
+          <w:b/>
+          <w:lang w:val="en-US"/>
+        </w:rPr>
+      </w:pPr>
+      <w:r>
+        <w:rPr>
+          <w:b/>
+          <w:lang w:val="en-US"/>
+        </w:rPr>
+        <w:t>Percentage</w:t>
+      </w:r>
+      <w:r>
+        <w:rPr>
+          <w:b/>
+          <w:lang w:val="en-US"/>
+        </w:rPr>
+        <w:t xml:space="preserve">                   </w:t>
+      </w:r>
+      <w:proofErr w:type="gramStart"/>
+      <w:r>
+        <w:rPr>
+          <w:b/>
+          <w:lang w:val="en-US"/>
+        </w:rPr>
+        <w:t xml:space="preserve">   </w:t>
+      </w:r>
+      <w:r>
+        <w:rPr>
+          <w:b/>
+          <w:lang w:val="en-US"/>
+        </w:rPr>
+        <w:t>{</w:t>
+      </w:r>
+      <w:proofErr w:type="spellStart"/>
+      <w:proofErr w:type="gramEnd"/>
+      <w:r>
+        <w:rPr>
+          <w:b/>
+          <w:lang w:val="en-US"/>
+        </w:rPr>
+        <w:t>word_</w:t>
+      </w:r>
+      <w:proofErr w:type="gramStart"/>
+      <w:r>
+        <w:rPr>
+          <w:b/>
+          <w:lang w:val="en-US"/>
+        </w:rPr>
+        <w:t>percentage</w:t>
+      </w:r>
+      <w:proofErr w:type="spellEnd"/>
+      <w:r>
+        <w:rPr>
+          <w:b/>
+          <w:lang w:val="en-US"/>
+        </w:rPr>
+        <w:t>}</w:t>
+      </w:r>
+      <w:r>
+        <w:rPr>
+          <w:b/>
+          <w:lang w:val="en-US"/>
+        </w:rPr>
+        <w:tab/>
+      </w:r>
+      <w:r>
+        <w:rPr>
+          <w:b/>
+          <w:lang w:val="en-US"/>
+        </w:rPr>
+        <w:tab/>
+      </w:r>
+      <w:r>
+        <w:rPr>
+          <w:b/>
+          <w:lang w:val="en-US"/>
+        </w:rPr>
+        <w:t xml:space="preserve">   </w:t>
+      </w:r>
+      <w:r>
+        <w:rPr>
+          <w:b/>
+          <w:lang w:val="en-US"/>
+        </w:rPr>
+        <w:t xml:space="preserve"> </w:t>
+      </w:r>
+      <w:r>
+        <w:rPr>
+          <w:b/>
+          <w:lang w:val="en-US"/>
+        </w:rPr>
+        <w:t>%</w:t>
+      </w:r>
+      <w:proofErr w:type="gramEnd"/>
+    </w:p>
+    <w:p>
+      <w:pPr>
+        <w:spacing w:before="80"/>
+        <w:ind w:left="5529" w:hanging="4111"/>
+        <w:jc w:val="both"/>
+        <w:rPr>
+          <w:b/>
+          <w:lang w:val="en-US"/>
+        </w:rPr>
+      </w:pPr>
+    </w:p>
+    <w:p>
+      <w:pPr>
+        <w:pStyle w:val="BodyTextIndent"/>
+        <w:ind w:left="1418" w:hanging="11"/>
+        <w:rPr>
+          <w:b/>
+          <w:smallCaps/>
+          <w:lang w:val="en-US"/>
+        </w:rPr>
+      </w:pPr>
+      <w:r>
+        <w:rPr>
+          <w:b/>
+          <w:smallCaps/>
+          <w:lang w:val="en-US"/>
+        </w:rPr>
+        <w:t xml:space="preserve">Total </w:t>
+      </w:r>
+      <w:r>
+        <w:rPr>
+          <w:b/>
+          <w:smallCaps/>
+          <w:lang w:val="en-US"/>
+        </w:rPr>
+        <w:t>Discharged</w:t>
+      </w:r>
+      <w:r>
+        <w:rPr>
+          <w:b/>
+          <w:smallCaps/>
+          <w:lang w:val="en-US"/>
+        </w:rPr>
+        <w:t xml:space="preserve"> By Shore Scale</w:t>
+      </w:r>
+      <w:r>
+        <w:rPr>
+          <w:b/>
+          <w:smallCaps/>
+          <w:lang w:val="en-US"/>
+        </w:rPr>
+        <w:t xml:space="preserve"> as a Reference (By SPC Caldera)</w:t>
+      </w:r>
+    </w:p>
+    <w:p>
+      <w:pPr>
+        <w:pStyle w:val="BodyTextIndent"/>
+        <w:ind w:left="0"/>
+        <w:rPr>
+          <w:b/>
+          <w:smallCaps/>
+          <w:lang w:val="en-US"/>
+        </w:rPr>
+      </w:pPr>
     </w:p>
     <w:p>
       <w:pPr>
@@ -1954,44 +2485,153 @@
         <w:rPr>
           <w:lang w:val="en-US"/>
         </w:rPr>
+        <w:t xml:space="preserve">Shore Scale Figures  </w:t>
+      </w:r>
+      <w:r>
+        <w:rPr>
+          <w:lang w:val="en-US"/>
+        </w:rPr>
+        <w:t xml:space="preserve">  </w:t>
+      </w:r>
+      <w:r>
+        <w:rPr>
+          <w:lang w:val="en-US"/>
+        </w:rPr>
+        <w:t xml:space="preserve">      </w:t>
+      </w:r>
+      <w:proofErr w:type="gramStart"/>
+      <w:r>
+        <w:rPr>
+          <w:lang w:val="en-US"/>
+        </w:rPr>
+        <w:t xml:space="preserve">   </w:t>
+      </w:r>
+      <w:r>
+        <w:rPr>
+          <w:lang w:val="en-US"/>
+        </w:rPr>
+        <w:t>{</w:t>
+      </w:r>
+      <w:proofErr w:type="spellStart"/>
+      <w:proofErr w:type="gramEnd"/>
+      <w:r>
+        <w:rPr>
+          <w:lang w:val="en-US"/>
+        </w:rPr>
+        <w:t>word_shore_</w:t>
+      </w:r>
+      <w:proofErr w:type="gramStart"/>
+      <w:r>
+        <w:rPr>
+          <w:lang w:val="en-US"/>
+        </w:rPr>
+        <w:t>scale</w:t>
+      </w:r>
+      <w:proofErr w:type="spellEnd"/>
+      <w:r>
+        <w:rPr>
+          <w:lang w:val="en-US"/>
+        </w:rPr>
+        <w:t>}</w:t>
+      </w:r>
+      <w:r>
+        <w:rPr>
+          <w:lang w:val="en-US"/>
+        </w:rPr>
+        <w:t xml:space="preserve">  </w:t>
+      </w:r>
+      <w:r>
+        <w:rPr>
+          <w:lang w:val="en-US"/>
+        </w:rPr>
+        <w:tab/>
+      </w:r>
+      <w:proofErr w:type="gramEnd"/>
+      <w:r>
+        <w:rPr>
+          <w:lang w:val="en-US"/>
+        </w:rPr>
+        <w:t xml:space="preserve">  </w:t>
+      </w:r>
+      <w:r>
+        <w:rPr>
+          <w:lang w:val="en-US"/>
+        </w:rPr>
+        <w:t xml:space="preserve"> </w:t>
+      </w:r>
+      <w:r>
+        <w:rPr>
+          <w:lang w:val="en-US"/>
+        </w:rPr>
+        <w:t xml:space="preserve"> MT.</w:t>
+      </w:r>
+    </w:p>
+    <w:p>
+      <w:pPr>
+        <w:pStyle w:val="BodyTextIndent"/>
+        <w:ind w:left="5529" w:hanging="4111"/>
+        <w:rPr>
+          <w:lang w:val="en-US"/>
+        </w:rPr>
+      </w:pPr>
+      <w:r>
+        <w:rPr>
+          <w:lang w:val="en-US"/>
+        </w:rPr>
         <w:t>B/L Figures</w:t>
       </w:r>
       <w:r>
         <w:rPr>
           <w:lang w:val="en-US"/>
         </w:rPr>
+        <w:t xml:space="preserve">                        </w:t>
+      </w:r>
+      <w:proofErr w:type="gramStart"/>
+      <w:r>
+        <w:rPr>
+          <w:lang w:val="en-US"/>
+        </w:rPr>
+        <w:t xml:space="preserve">   </w:t>
+      </w:r>
+      <w:r>
+        <w:rPr>
+          <w:lang w:val="en-US"/>
+        </w:rPr>
+        <w:t>{</w:t>
+      </w:r>
+      <w:proofErr w:type="spellStart"/>
+      <w:proofErr w:type="gramEnd"/>
+      <w:r>
+        <w:rPr>
+          <w:lang w:val="en-US"/>
+        </w:rPr>
+        <w:t>word_shore_bl</w:t>
+      </w:r>
+      <w:proofErr w:type="spellEnd"/>
+      <w:r>
+        <w:rPr>
+          <w:lang w:val="en-US"/>
+        </w:rPr>
+        <w:t>}</w:t>
+      </w:r>
+      <w:r>
+        <w:rPr>
+          <w:lang w:val="en-US"/>
+        </w:rPr>
         <w:tab/>
       </w:r>
       <w:r>
         <w:rPr>
           <w:lang w:val="en-US"/>
         </w:rPr>
+        <w:t xml:space="preserve">    </w:t>
+      </w:r>
+      <w:r>
+        <w:rPr>
+          <w:lang w:val="en-US"/>
+        </w:rPr>
         <w:tab/>
-      </w:r>
-      <w:r>
-        <w:rPr>
-          <w:lang w:val="en-US"/>
-        </w:rPr>
-        <w:t xml:space="preserve">   </w:t>
-      </w:r>
-      <w:r>
-        <w:rPr>
-          <w:lang w:val="en-US"/>
-        </w:rPr>
-        <w:tab/>
-        <w:t xml:space="preserve">     </w:t>
-      </w:r>
-      <w:r>
-        <w:rPr>
-          <w:lang w:val="en-US"/>
-        </w:rPr>
-        <w:t xml:space="preserve">       </w:t>
-      </w:r>
-      <w:r>
-        <w:rPr>
-          <w:lang w:val="en-US"/>
-        </w:rPr>
-        <w:t xml:space="preserve"> MT.</w:t>
+        <w:t xml:space="preserve">    MT.</w:t>
       </w:r>
     </w:p>
     <w:p>
@@ -2016,15 +2656,9 @@
           <w:b/>
           <w:lang w:val="en-US"/>
         </w:rPr>
-        <w:tab/>
-      </w:r>
-      <w:r>
-        <w:rPr>
-          <w:b/>
-          <w:lang w:val="en-US"/>
-        </w:rPr>
-        <w:tab/>
-      </w:r>
+        <w:t xml:space="preserve">                        </w:t>
+      </w:r>
+      <w:proofErr w:type="gramStart"/>
       <w:r>
         <w:rPr>
           <w:b/>
@@ -2037,14 +2671,39 @@
           <w:b/>
           <w:lang w:val="en-US"/>
         </w:rPr>
-        <w:t xml:space="preserve">      </w:t>
-      </w:r>
-      <w:r>
-        <w:rPr>
-          <w:b/>
-          <w:lang w:val="en-US"/>
-        </w:rPr>
-        <w:t xml:space="preserve">               </w:t>
+        <w:t>{</w:t>
+      </w:r>
+      <w:proofErr w:type="spellStart"/>
+      <w:proofErr w:type="gramEnd"/>
+      <w:r>
+        <w:rPr>
+          <w:b/>
+          <w:lang w:val="en-US"/>
+        </w:rPr>
+        <w:t>word_shore_</w:t>
+      </w:r>
+      <w:proofErr w:type="gramStart"/>
+      <w:r>
+        <w:rPr>
+          <w:b/>
+          <w:lang w:val="en-US"/>
+        </w:rPr>
+        <w:t>difference</w:t>
+      </w:r>
+      <w:proofErr w:type="spellEnd"/>
+      <w:r>
+        <w:rPr>
+          <w:b/>
+          <w:lang w:val="en-US"/>
+        </w:rPr>
+        <w:t>}</w:t>
+      </w:r>
+      <w:r>
+        <w:rPr>
+          <w:b/>
+          <w:lang w:val="en-US"/>
+        </w:rPr>
+        <w:t xml:space="preserve">  </w:t>
       </w:r>
       <w:r>
         <w:rPr>
@@ -2053,6 +2712,7 @@
         </w:rPr>
         <w:t>MT</w:t>
       </w:r>
+      <w:proofErr w:type="gramEnd"/>
     </w:p>
     <w:p>
       <w:pPr>
@@ -2076,29 +2736,43 @@
           <w:b/>
           <w:lang w:val="en-US"/>
         </w:rPr>
-        <w:tab/>
-      </w:r>
-      <w:r>
-        <w:rPr>
-          <w:b/>
-          <w:lang w:val="en-US"/>
-        </w:rPr>
-        <w:tab/>
-      </w:r>
-      <w:r>
-        <w:rPr>
-          <w:b/>
-          <w:lang w:val="en-US"/>
-        </w:rPr>
-        <w:tab/>
-        <w:t xml:space="preserve">     </w:t>
-      </w:r>
-      <w:r>
-        <w:rPr>
-          <w:b/>
-          <w:lang w:val="en-US"/>
-        </w:rPr>
-        <w:t xml:space="preserve">        </w:t>
+        <w:t xml:space="preserve">                      </w:t>
+      </w:r>
+      <w:proofErr w:type="gramStart"/>
+      <w:r>
+        <w:rPr>
+          <w:b/>
+          <w:lang w:val="en-US"/>
+        </w:rPr>
+        <w:t xml:space="preserve">   </w:t>
+      </w:r>
+      <w:r>
+        <w:rPr>
+          <w:b/>
+        </w:rPr>
+        <w:t>{</w:t>
+      </w:r>
+      <w:proofErr w:type="spellStart"/>
+      <w:proofErr w:type="gramEnd"/>
+      <w:r>
+        <w:rPr>
+          <w:b/>
+        </w:rPr>
+        <w:t>word_shore_</w:t>
+      </w:r>
+      <w:proofErr w:type="gramStart"/>
+      <w:r>
+        <w:rPr>
+          <w:b/>
+        </w:rPr>
+        <w:t>percentage</w:t>
+      </w:r>
+      <w:proofErr w:type="spellEnd"/>
+      <w:r>
+        <w:rPr>
+          <w:b/>
+        </w:rPr>
+        <w:t>}</w:t>
       </w:r>
       <w:r>
         <w:rPr>
@@ -2114,383 +2788,7 @@
         </w:rPr>
         <w:t>%</w:t>
       </w:r>
-    </w:p>
-    <w:p>
-      <w:pPr>
-        <w:spacing w:before="80"/>
-        <w:ind w:left="5529" w:hanging="4111"/>
-        <w:jc w:val="both"/>
-        <w:rPr>
-          <w:b/>
-          <w:lang w:val="en-US"/>
-        </w:rPr>
-      </w:pPr>
-    </w:p>
-    <w:p>
-      <w:pPr>
-        <w:pStyle w:val="BodyTextIndent"/>
-        <w:ind w:left="1418" w:hanging="11"/>
-        <w:rPr>
-          <w:b/>
-          <w:smallCaps/>
-          <w:lang w:val="en-US"/>
-        </w:rPr>
-      </w:pPr>
-      <w:r>
-        <w:rPr>
-          <w:b/>
-          <w:smallCaps/>
-          <w:lang w:val="en-US"/>
-        </w:rPr>
-        <w:t xml:space="preserve">Total </w:t>
-      </w:r>
-      <w:r>
-        <w:rPr>
-          <w:b/>
-          <w:smallCaps/>
-          <w:lang w:val="en-US"/>
-        </w:rPr>
-        <w:t>Discharged</w:t>
-      </w:r>
-      <w:r>
-        <w:rPr>
-          <w:b/>
-          <w:smallCaps/>
-          <w:lang w:val="en-US"/>
-        </w:rPr>
-        <w:t xml:space="preserve"> By Shore Scale</w:t>
-      </w:r>
-      <w:r>
-        <w:rPr>
-          <w:b/>
-          <w:smallCaps/>
-          <w:lang w:val="en-US"/>
-        </w:rPr>
-        <w:t xml:space="preserve"> as a Reference (By SPC Caldera)</w:t>
-      </w:r>
-    </w:p>
-    <w:p>
-      <w:pPr>
-        <w:pStyle w:val="BodyTextIndent"/>
-        <w:ind w:left="0"/>
-        <w:rPr>
-          <w:b/>
-          <w:smallCaps/>
-          <w:lang w:val="en-US"/>
-        </w:rPr>
-      </w:pPr>
-      <w:r>
-        <w:rPr>
-          <w:noProof/>
-        </w:rPr>
-        <w:object w:dxaOrig="1282" w:dyaOrig="1008" w14:anchorId="6A72F5E7">
-          <v:shape id="_x0000_s2063" type="#_x0000_t75" style="position:absolute;margin-left:273.45pt;margin-top:19.4pt;width:90pt;height:71.4pt;z-index:251656704">
-            <v:imagedata r:id="rId9" o:title=""/>
-          </v:shape>
-          <o:OLEObject Type="Embed" ProgID="Excel.Sheet.8" ShapeID="_x0000_s2063" DrawAspect="Content" ObjectID="_1833525144" r:id="rId10"/>
-        </w:object>
-      </w:r>
-    </w:p>
-    <w:p>
-      <w:pPr>
-        <w:pStyle w:val="BodyTextIndent"/>
-        <w:ind w:left="5529" w:hanging="4111"/>
-        <w:rPr>
-          <w:lang w:val="en-US"/>
-        </w:rPr>
-      </w:pPr>
-      <w:r>
-        <w:rPr>
-          <w:lang w:val="en-US"/>
-        </w:rPr>
-        <w:t xml:space="preserve">Shore Scale Figures  </w:t>
-      </w:r>
-      <w:r>
-        <w:rPr>
-          <w:lang w:val="en-US"/>
-        </w:rPr>
-        <w:t xml:space="preserve">                          </w:t>
-      </w:r>
-      <w:r>
-        <w:rPr>
-          <w:lang w:val="en-US"/>
-        </w:rPr>
-        <w:t xml:space="preserve">     </w:t>
-      </w:r>
-      <w:r>
-        <w:rPr>
-          <w:lang w:val="en-US"/>
-        </w:rPr>
-        <w:tab/>
-        <w:t xml:space="preserve">     </w:t>
-      </w:r>
-      <w:r>
-        <w:rPr>
-          <w:lang w:val="en-US"/>
-        </w:rPr>
-        <w:t xml:space="preserve">     </w:t>
-      </w:r>
-      <w:r>
-        <w:rPr>
-          <w:lang w:val="en-US"/>
-        </w:rPr>
-        <w:t xml:space="preserve">    </w:t>
-      </w:r>
-      <w:r>
-        <w:rPr>
-          <w:lang w:val="en-US"/>
-        </w:rPr>
-        <w:t xml:space="preserve"> MT.</w:t>
-      </w:r>
-    </w:p>
-    <w:p>
-      <w:pPr>
-        <w:pStyle w:val="BodyTextIndent"/>
-        <w:ind w:left="5529" w:hanging="4111"/>
-        <w:rPr>
-          <w:lang w:val="en-US"/>
-        </w:rPr>
-      </w:pPr>
-      <w:r>
-        <w:rPr>
-          <w:lang w:val="en-US"/>
-        </w:rPr>
-        <w:t>B/L Figures</w:t>
-      </w:r>
-      <w:r>
-        <w:rPr>
-          <w:lang w:val="en-US"/>
-        </w:rPr>
-        <w:tab/>
-      </w:r>
-      <w:r>
-        <w:rPr>
-          <w:lang w:val="en-US"/>
-        </w:rPr>
-        <w:tab/>
-      </w:r>
-      <w:r>
-        <w:rPr>
-          <w:lang w:val="en-US"/>
-        </w:rPr>
-        <w:t xml:space="preserve">          </w:t>
-      </w:r>
-      <w:r>
-        <w:rPr>
-          <w:lang w:val="en-US"/>
-        </w:rPr>
-        <w:tab/>
-        <w:t xml:space="preserve">      </w:t>
-      </w:r>
-      <w:r>
-        <w:rPr>
-          <w:lang w:val="en-US"/>
-        </w:rPr>
-        <w:t xml:space="preserve">     </w:t>
-      </w:r>
-      <w:r>
-        <w:rPr>
-          <w:lang w:val="en-US"/>
-        </w:rPr>
-        <w:t xml:space="preserve">    </w:t>
-      </w:r>
-      <w:r>
-        <w:rPr>
-          <w:lang w:val="en-US"/>
-        </w:rPr>
-        <w:t>MT.</w:t>
-      </w:r>
-    </w:p>
-    <w:p>
-      <w:pPr>
-        <w:spacing w:before="80"/>
-        <w:ind w:left="5529" w:hanging="4111"/>
-        <w:jc w:val="both"/>
-        <w:rPr>
-          <w:b/>
-          <w:lang w:val="en-US"/>
-        </w:rPr>
-      </w:pPr>
-      <w:r>
-        <w:rPr>
-          <w:b/>
-          <w:lang w:val="en-US"/>
-        </w:rPr>
-        <w:t>Difference</w:t>
-      </w:r>
-      <w:r>
-        <w:rPr>
-          <w:b/>
-          <w:lang w:val="en-US"/>
-        </w:rPr>
-        <w:tab/>
-      </w:r>
-      <w:r>
-        <w:rPr>
-          <w:b/>
-          <w:lang w:val="en-US"/>
-        </w:rPr>
-        <w:tab/>
-      </w:r>
-      <w:r>
-        <w:rPr>
-          <w:b/>
-          <w:lang w:val="en-US"/>
-        </w:rPr>
-        <w:t xml:space="preserve">        </w:t>
-      </w:r>
-      <w:r>
-        <w:rPr>
-          <w:b/>
-          <w:lang w:val="en-US"/>
-        </w:rPr>
-        <w:t xml:space="preserve">      </w:t>
-      </w:r>
-      <w:r>
-        <w:rPr>
-          <w:b/>
-          <w:lang w:val="en-US"/>
-        </w:rPr>
-        <w:t xml:space="preserve">     </w:t>
-      </w:r>
-      <w:r>
-        <w:rPr>
-          <w:b/>
-          <w:lang w:val="en-US"/>
-        </w:rPr>
-        <w:t xml:space="preserve">  </w:t>
-      </w:r>
-      <w:r>
-        <w:rPr>
-          <w:b/>
-          <w:lang w:val="en-US"/>
-        </w:rPr>
-        <w:t xml:space="preserve"> </w:t>
-      </w:r>
-      <w:r>
-        <w:rPr>
-          <w:b/>
-          <w:lang w:val="en-US"/>
-        </w:rPr>
-        <w:t xml:space="preserve"> </w:t>
-      </w:r>
-      <w:r>
-        <w:rPr>
-          <w:b/>
-          <w:lang w:val="en-US"/>
-        </w:rPr>
-        <w:t xml:space="preserve"> </w:t>
-      </w:r>
-      <w:r>
-        <w:rPr>
-          <w:b/>
-          <w:lang w:val="en-US"/>
-        </w:rPr>
-        <w:t xml:space="preserve"> </w:t>
-      </w:r>
-      <w:r>
-        <w:rPr>
-          <w:b/>
-          <w:lang w:val="en-US"/>
-        </w:rPr>
-        <w:t>MT</w:t>
-      </w:r>
-    </w:p>
-    <w:p>
-      <w:pPr>
-        <w:spacing w:before="80"/>
-        <w:ind w:left="5529" w:hanging="4111"/>
-        <w:jc w:val="both"/>
-        <w:rPr>
-          <w:b/>
-          <w:lang w:val="en-US"/>
-        </w:rPr>
-      </w:pPr>
-      <w:r>
-        <w:rPr>
-          <w:b/>
-          <w:lang w:val="en-US"/>
-        </w:rPr>
-        <w:t>Percentage</w:t>
-      </w:r>
-      <w:r>
-        <w:rPr>
-          <w:b/>
-          <w:lang w:val="en-US"/>
-        </w:rPr>
-        <w:tab/>
-      </w:r>
-      <w:r>
-        <w:rPr>
-          <w:b/>
-          <w:lang w:val="en-US"/>
-        </w:rPr>
-        <w:tab/>
-        <w:t xml:space="preserve">          </w:t>
-      </w:r>
-      <w:r>
-        <w:rPr>
-          <w:b/>
-          <w:lang w:val="en-US"/>
-        </w:rPr>
-        <w:tab/>
-      </w:r>
-      <w:r>
-        <w:rPr>
-          <w:b/>
-          <w:lang w:val="en-US"/>
-        </w:rPr>
-        <w:t xml:space="preserve"> </w:t>
-      </w:r>
-      <w:r>
-        <w:rPr>
-          <w:b/>
-          <w:lang w:val="en-US"/>
-        </w:rPr>
-        <w:t xml:space="preserve">  </w:t>
-      </w:r>
-      <w:r>
-        <w:rPr>
-          <w:b/>
-          <w:lang w:val="en-US"/>
-        </w:rPr>
-        <w:t xml:space="preserve">     </w:t>
-      </w:r>
-      <w:r>
-        <w:rPr>
-          <w:b/>
-          <w:lang w:val="en-US"/>
-        </w:rPr>
-        <w:t xml:space="preserve">    </w:t>
-      </w:r>
-      <w:r>
-        <w:rPr>
-          <w:b/>
-          <w:lang w:val="en-US"/>
-        </w:rPr>
-        <w:t xml:space="preserve"> </w:t>
-      </w:r>
-      <w:r>
-        <w:rPr>
-          <w:b/>
-          <w:lang w:val="en-US"/>
-        </w:rPr>
-        <w:t xml:space="preserve"> </w:t>
-      </w:r>
-      <w:r>
-        <w:rPr>
-          <w:b/>
-          <w:lang w:val="en-US"/>
-        </w:rPr>
-        <w:t xml:space="preserve"> </w:t>
-      </w:r>
-      <w:r>
-        <w:rPr>
-          <w:b/>
-          <w:lang w:val="en-US"/>
-        </w:rPr>
-        <w:t>%</w:t>
-      </w:r>
+      <w:proofErr w:type="gramEnd"/>
     </w:p>
     <w:p>
       <w:pPr>
@@ -2529,7 +2827,23 @@
           <w:b/>
           <w:lang w:val="en-US"/>
         </w:rPr>
-        <w:t>THIS BONAFIDE REPORT IS ISSUED WITHOUT PREJUDICE AND IS FOR THE BENEFIT OF WHOM IT MAY CONCERN, AND WE RESERVE OUR RIGHT TO AMEND AND/OR EXTEND THIS REPORT SHOULD NEW INFORMATION COME TO OUR KNOWLEDGE</w:t>
+        <w:t xml:space="preserve">THIS BONAFIDE REPORT </w:t>
+      </w:r>
+      <w:proofErr w:type="gramStart"/>
+      <w:r>
+        <w:rPr>
+          <w:b/>
+          <w:lang w:val="en-US"/>
+        </w:rPr>
+        <w:t>IS ISSUED</w:t>
+      </w:r>
+      <w:proofErr w:type="gramEnd"/>
+      <w:r>
+        <w:rPr>
+          <w:b/>
+          <w:lang w:val="en-US"/>
+        </w:rPr>
+        <w:t xml:space="preserve"> WITHOUT PREJUDICE AND IS FOR THE BENEFIT OF WHOM IT MAY CONCERN, AND WE RESERVE OUR RIGHT TO AMEND AND/OR EXTEND THIS REPORT SHOULD NEW INFORMATION COME TO OUR KNOWLEDGE</w:t>
       </w:r>
     </w:p>
     <w:p>
@@ -2579,7 +2893,7 @@
           <w:lang w:val="en-US"/>
         </w:rPr>
         <w:drawing>
-          <wp:anchor distT="0" distB="0" distL="114300" distR="114300" simplePos="0" relativeHeight="251658752" behindDoc="1" locked="0" layoutInCell="1" allowOverlap="1" wp14:anchorId="57509B4C" wp14:editId="3C383480">
+          <wp:anchor distT="0" distB="0" distL="114300" distR="114300" simplePos="0" relativeHeight="251658752" behindDoc="1" locked="0" layoutInCell="1" allowOverlap="1" wp14:anchorId="57509B4C" wp14:editId="002C0794">
             <wp:simplePos x="0" y="0"/>
             <wp:positionH relativeFrom="column">
               <wp:posOffset>-190500</wp:posOffset>
@@ -2604,7 +2918,7 @@
                     </pic:cNvPicPr>
                   </pic:nvPicPr>
                   <pic:blipFill>
-                    <a:blip r:embed="rId11" cstate="print">
+                    <a:blip r:embed="rId7" cstate="print">
                       <a:extLst>
                         <a:ext uri="{28A0092B-C50C-407E-A947-70E740481C1C}">
                           <a14:useLocalDpi xmlns:a14="http://schemas.microsoft.com/office/drawing/2010/main" val="0"/>
@@ -2822,8 +3136,8 @@
       </w:r>
     </w:p>
     <w:sectPr>
-      <w:headerReference w:type="default" r:id="rId12"/>
-      <w:footerReference w:type="default" r:id="rId13"/>
+      <w:headerReference w:type="default" r:id="rId8"/>
+      <w:footerReference w:type="default" r:id="rId9"/>
       <w:pgSz w:w="12242" w:h="15842" w:code="1"/>
       <w:pgMar w:top="2381" w:right="1701" w:bottom="1418" w:left="1701" w:header="720" w:footer="491" w:gutter="0"/>
       <w:cols w:space="708"/>
@@ -3132,7 +3446,33 @@
         <w:sz w:val="12"/>
         <w:lang w:val="en-US"/>
       </w:rPr>
-      <w:t xml:space="preserve">  </w:t>
+      <w:t>{</w:t>
+    </w:r>
+    <w:proofErr w:type="spellStart"/>
+    <w:r>
+      <w:rPr>
+        <w:color w:val="000000"/>
+        <w:sz w:val="12"/>
+        <w:lang w:val="en-US"/>
+      </w:rPr>
+      <w:t>draft_survey_id</w:t>
+    </w:r>
+    <w:proofErr w:type="spellEnd"/>
+    <w:r>
+      <w:rPr>
+        <w:color w:val="000000"/>
+        <w:sz w:val="12"/>
+        <w:lang w:val="en-US"/>
+      </w:rPr>
+      <w:t>}</w:t>
+    </w:r>
+    <w:r>
+      <w:rPr>
+        <w:color w:val="000000"/>
+        <w:sz w:val="12"/>
+        <w:lang w:val="en-US"/>
+      </w:rPr>
+      <w:t xml:space="preserve"> </w:t>
     </w:r>
     <w:r>
       <w:rPr>
@@ -3140,7 +3480,7 @@
         <w:sz w:val="12"/>
         <w:lang w:val="en-GB"/>
       </w:rPr>
-      <w:t>2</w:t>
+      <w:t>MV</w:t>
     </w:r>
     <w:r>
       <w:rPr>
@@ -3148,85 +3488,21 @@
         <w:sz w:val="12"/>
         <w:lang w:val="en-GB"/>
       </w:rPr>
-      <w:t>1</w:t>
-    </w:r>
-    <w:r>
-      <w:rPr>
-        <w:color w:val="000000"/>
-        <w:sz w:val="12"/>
-        <w:lang w:val="en-GB"/>
-      </w:rPr>
-      <w:t>44</w:t>
-    </w:r>
-    <w:r>
-      <w:rPr>
-        <w:color w:val="000000"/>
-        <w:sz w:val="12"/>
-        <w:lang w:val="en-GB"/>
-      </w:rPr>
-      <w:t>-</w:t>
-    </w:r>
-    <w:r>
-      <w:rPr>
-        <w:color w:val="000000"/>
-        <w:sz w:val="12"/>
-        <w:lang w:val="en-GB"/>
-      </w:rPr>
-      <w:t>1401</w:t>
-    </w:r>
-    <w:r>
-      <w:rPr>
-        <w:color w:val="000000"/>
-        <w:sz w:val="12"/>
-        <w:lang w:val="en-GB"/>
-      </w:rPr>
-      <w:t>-202</w:t>
-    </w:r>
-    <w:r>
-      <w:rPr>
-        <w:color w:val="000000"/>
-        <w:sz w:val="12"/>
-        <w:lang w:val="en-GB"/>
-      </w:rPr>
-      <w:t>6</w:t>
-    </w:r>
-    <w:r>
-      <w:rPr>
-        <w:color w:val="000000"/>
-        <w:sz w:val="12"/>
-        <w:lang w:val="en-GB"/>
-      </w:rPr>
       <w:t xml:space="preserve"> </w:t>
     </w:r>
     <w:r>
       <w:rPr>
         <w:color w:val="000000"/>
         <w:sz w:val="12"/>
-        <w:lang w:val="en-GB"/>
-      </w:rPr>
-      <w:t>MV</w:t>
+        <w:lang w:val="en-US"/>
+      </w:rPr>
+      <w:t>{word_vessel}</w:t>
     </w:r>
     <w:r>
       <w:rPr>
         <w:color w:val="000000"/>
         <w:sz w:val="12"/>
-        <w:lang w:val="en-GB"/>
-      </w:rPr>
-      <w:t xml:space="preserve"> </w:t>
-    </w:r>
-    <w:r>
-      <w:rPr>
-        <w:color w:val="000000"/>
-        <w:sz w:val="12"/>
-        <w:lang w:val="en-GB"/>
-      </w:rPr>
-      <w:t>DSI PHOENIX</w:t>
-    </w:r>
-    <w:r>
-      <w:rPr>
-        <w:color w:val="000000"/>
-        <w:sz w:val="12"/>
-        <w:lang w:val="en-GB"/>
+        <w:lang w:val="en-US"/>
       </w:rPr>
       <w:t xml:space="preserve"> </w:t>
     </w:r>
@@ -3483,356 +3759,8 @@
         <w:noProof/>
         <w:lang w:val="es-CR" w:eastAsia="es-CR"/>
       </w:rPr>
-      <mc:AlternateContent>
-        <mc:Choice Requires="wps">
-          <w:drawing>
-            <wp:anchor distT="0" distB="0" distL="114300" distR="114300" simplePos="0" relativeHeight="251659264" behindDoc="0" locked="0" layoutInCell="1" allowOverlap="1" wp14:anchorId="1AB9896C" wp14:editId="360CD416">
-              <wp:simplePos x="0" y="0"/>
-              <wp:positionH relativeFrom="column">
-                <wp:posOffset>4453890</wp:posOffset>
-              </wp:positionH>
-              <wp:positionV relativeFrom="paragraph">
-                <wp:posOffset>133350</wp:posOffset>
-              </wp:positionV>
-              <wp:extent cx="1998345" cy="251460"/>
-              <wp:effectExtent l="0" t="0" r="1905" b="0"/>
-              <wp:wrapNone/>
-              <wp:docPr id="335691171" name="Text Box 33"/>
-              <wp:cNvGraphicFramePr>
-                <a:graphicFrameLocks xmlns:a="http://schemas.openxmlformats.org/drawingml/2006/main"/>
-              </wp:cNvGraphicFramePr>
-              <a:graphic xmlns:a="http://schemas.openxmlformats.org/drawingml/2006/main">
-                <a:graphicData uri="http://schemas.microsoft.com/office/word/2010/wordprocessingShape">
-                  <wps:wsp>
-                    <wps:cNvSpPr txBox="1">
-                      <a:spLocks noChangeArrowheads="1"/>
-                    </wps:cNvSpPr>
-                    <wps:spPr bwMode="auto">
-                      <a:xfrm>
-                        <a:off x="0" y="0"/>
-                        <a:ext cx="1998345" cy="251460"/>
-                      </a:xfrm>
-                      <a:prstGeom prst="rect">
-                        <a:avLst/>
-                      </a:prstGeom>
-                      <a:noFill/>
-                      <a:ln>
-                        <a:noFill/>
-                      </a:ln>
-                      <a:extLst>
-                        <a:ext uri="{909E8E84-426E-40DD-AFC4-6F175D3DCCD1}">
-                          <a14:hiddenFill xmlns:a14="http://schemas.microsoft.com/office/drawing/2010/main">
-                            <a:solidFill>
-                              <a:srgbClr val="FFFFFF"/>
-                            </a:solidFill>
-                          </a14:hiddenFill>
-                        </a:ext>
-                        <a:ext uri="{91240B29-F687-4F45-9708-019B960494DF}">
-                          <a14:hiddenLine xmlns:a14="http://schemas.microsoft.com/office/drawing/2010/main" w="9525">
-                            <a:solidFill>
-                              <a:srgbClr val="000000"/>
-                            </a:solidFill>
-                            <a:miter lim="800000"/>
-                            <a:headEnd/>
-                            <a:tailEnd/>
-                          </a14:hiddenLine>
-                        </a:ext>
-                      </a:extLst>
-                    </wps:spPr>
-                    <wps:txbx>
-                      <w:txbxContent>
-                        <w:p>
-                          <w:pPr>
-                            <w:rPr>
-                              <w:b/>
-                              <w:spacing w:val="22"/>
-                              <w:sz w:val="20"/>
-                              <w14:shadow w14:blurRad="50800" w14:dist="38100" w14:dir="2700000" w14:sx="100000" w14:sy="100000" w14:kx="0" w14:ky="0" w14:algn="tl">
-                                <w14:srgbClr w14:val="000000">
-                                  <w14:alpha w14:val="60000"/>
-                                </w14:srgbClr>
-                              </w14:shadow>
-                            </w:rPr>
-                          </w:pPr>
-                          <w:r>
-                            <w:rPr>
-                              <w:b/>
-                              <w:color w:val="0000FF"/>
-                              <w:spacing w:val="22"/>
-                              <w:sz w:val="20"/>
-                              <w14:shadow w14:blurRad="50800" w14:dist="38100" w14:dir="2700000" w14:sx="100000" w14:sy="100000" w14:kx="0" w14:ky="0" w14:algn="tl">
-                                <w14:srgbClr w14:val="000000">
-                                  <w14:alpha w14:val="60000"/>
-                                </w14:srgbClr>
-                              </w14:shadow>
-                            </w:rPr>
-                            <w:t>CERT Nº</w:t>
-                          </w:r>
-                          <w:r>
-                            <w:rPr>
-                              <w:b/>
-                              <w:color w:val="000000"/>
-                              <w:spacing w:val="22"/>
-                              <w:sz w:val="20"/>
-                              <w14:shadow w14:blurRad="50800" w14:dist="38100" w14:dir="2700000" w14:sx="100000" w14:sy="100000" w14:kx="0" w14:ky="0" w14:algn="tl">
-                                <w14:srgbClr w14:val="000000">
-                                  <w14:alpha w14:val="60000"/>
-                                </w14:srgbClr>
-                              </w14:shadow>
-                            </w:rPr>
-                            <w:t>2</w:t>
-                          </w:r>
-                          <w:r>
-                            <w:rPr>
-                              <w:b/>
-                              <w:color w:val="000000"/>
-                              <w:spacing w:val="22"/>
-                              <w:sz w:val="20"/>
-                              <w14:shadow w14:blurRad="50800" w14:dist="38100" w14:dir="2700000" w14:sx="100000" w14:sy="100000" w14:kx="0" w14:ky="0" w14:algn="tl">
-                                <w14:srgbClr w14:val="000000">
-                                  <w14:alpha w14:val="60000"/>
-                                </w14:srgbClr>
-                              </w14:shadow>
-                            </w:rPr>
-                            <w:t>1</w:t>
-                          </w:r>
-                          <w:r>
-                            <w:rPr>
-                              <w:b/>
-                              <w:color w:val="000000"/>
-                              <w:spacing w:val="22"/>
-                              <w:sz w:val="20"/>
-                              <w14:shadow w14:blurRad="50800" w14:dist="38100" w14:dir="2700000" w14:sx="100000" w14:sy="100000" w14:kx="0" w14:ky="0" w14:algn="tl">
-                                <w14:srgbClr w14:val="000000">
-                                  <w14:alpha w14:val="60000"/>
-                                </w14:srgbClr>
-                              </w14:shadow>
-                            </w:rPr>
-                            <w:t>44</w:t>
-                          </w:r>
-                          <w:r>
-                            <w:rPr>
-                              <w:b/>
-                              <w:color w:val="000000"/>
-                              <w:spacing w:val="22"/>
-                              <w:sz w:val="20"/>
-                              <w14:shadow w14:blurRad="50800" w14:dist="38100" w14:dir="2700000" w14:sx="100000" w14:sy="100000" w14:kx="0" w14:ky="0" w14:algn="tl">
-                                <w14:srgbClr w14:val="000000">
-                                  <w14:alpha w14:val="60000"/>
-                                </w14:srgbClr>
-                              </w14:shadow>
-                            </w:rPr>
-                            <w:t>-</w:t>
-                          </w:r>
-                          <w:r>
-                            <w:rPr>
-                              <w:b/>
-                              <w:color w:val="000000"/>
-                              <w:spacing w:val="22"/>
-                              <w:sz w:val="20"/>
-                              <w14:shadow w14:blurRad="50800" w14:dist="38100" w14:dir="2700000" w14:sx="100000" w14:sy="100000" w14:kx="0" w14:ky="0" w14:algn="tl">
-                                <w14:srgbClr w14:val="000000">
-                                  <w14:alpha w14:val="60000"/>
-                                </w14:srgbClr>
-                              </w14:shadow>
-                            </w:rPr>
-                            <w:t>1401</w:t>
-                          </w:r>
-                          <w:r>
-                            <w:rPr>
-                              <w:b/>
-                              <w:color w:val="000000"/>
-                              <w:spacing w:val="22"/>
-                              <w:sz w:val="20"/>
-                              <w14:shadow w14:blurRad="50800" w14:dist="38100" w14:dir="2700000" w14:sx="100000" w14:sy="100000" w14:kx="0" w14:ky="0" w14:algn="tl">
-                                <w14:srgbClr w14:val="000000">
-                                  <w14:alpha w14:val="60000"/>
-                                </w14:srgbClr>
-                              </w14:shadow>
-                            </w:rPr>
-                            <w:t>-202</w:t>
-                          </w:r>
-                          <w:r>
-                            <w:rPr>
-                              <w:b/>
-                              <w:color w:val="000000"/>
-                              <w:spacing w:val="22"/>
-                              <w:sz w:val="20"/>
-                              <w14:shadow w14:blurRad="50800" w14:dist="38100" w14:dir="2700000" w14:sx="100000" w14:sy="100000" w14:kx="0" w14:ky="0" w14:algn="tl">
-                                <w14:srgbClr w14:val="000000">
-                                  <w14:alpha w14:val="60000"/>
-                                </w14:srgbClr>
-                              </w14:shadow>
-                            </w:rPr>
-                            <w:t>6</w:t>
-                          </w:r>
-                        </w:p>
-                      </w:txbxContent>
-                    </wps:txbx>
-                    <wps:bodyPr rot="0" vert="horz" wrap="square" lIns="91440" tIns="45720" rIns="91440" bIns="45720" anchor="t" anchorCtr="0" upright="1">
-                      <a:noAutofit/>
-                    </wps:bodyPr>
-                  </wps:wsp>
-                </a:graphicData>
-              </a:graphic>
-              <wp14:sizeRelH relativeFrom="page">
-                <wp14:pctWidth>0</wp14:pctWidth>
-              </wp14:sizeRelH>
-              <wp14:sizeRelV relativeFrom="page">
-                <wp14:pctHeight>0</wp14:pctHeight>
-              </wp14:sizeRelV>
-            </wp:anchor>
-          </w:drawing>
-        </mc:Choice>
-        <mc:Fallback>
-          <w:pict>
-            <v:shapetype w14:anchorId="1AB9896C" id="_x0000_t202" coordsize="21600,21600" o:spt="202" path="m,l,21600r21600,l21600,xe">
-              <v:stroke joinstyle="miter"/>
-              <v:path gradientshapeok="t" o:connecttype="rect"/>
-            </v:shapetype>
-            <v:shape id="Text Box 33" o:spid="_x0000_s1026" type="#_x0000_t202" style="position:absolute;margin-left:350.7pt;margin-top:10.5pt;width:157.35pt;height:19.8pt;z-index:251659264;visibility:visible;mso-wrap-style:square;mso-width-percent:0;mso-height-percent:0;mso-wrap-distance-left:9pt;mso-wrap-distance-top:0;mso-wrap-distance-right:9pt;mso-wrap-distance-bottom:0;mso-position-horizontal:absolute;mso-position-horizontal-relative:text;mso-position-vertical:absolute;mso-position-vertical-relative:text;mso-width-percent:0;mso-height-percent:0;mso-width-relative:page;mso-height-relative:page;v-text-anchor:top" o:gfxdata="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" filled="f" stroked="f">
-              <v:textbox>
-                <w:txbxContent>
-                  <w:p>
-                    <w:pPr>
-                      <w:rPr>
-                        <w:b/>
-                        <w:spacing w:val="22"/>
-                        <w:sz w:val="20"/>
-                        <w14:shadow w14:blurRad="50800" w14:dist="38100" w14:dir="2700000" w14:sx="100000" w14:sy="100000" w14:kx="0" w14:ky="0" w14:algn="tl">
-                          <w14:srgbClr w14:val="000000">
-                            <w14:alpha w14:val="60000"/>
-                          </w14:srgbClr>
-                        </w14:shadow>
-                      </w:rPr>
-                    </w:pPr>
-                    <w:r>
-                      <w:rPr>
-                        <w:b/>
-                        <w:color w:val="0000FF"/>
-                        <w:spacing w:val="22"/>
-                        <w:sz w:val="20"/>
-                        <w14:shadow w14:blurRad="50800" w14:dist="38100" w14:dir="2700000" w14:sx="100000" w14:sy="100000" w14:kx="0" w14:ky="0" w14:algn="tl">
-                          <w14:srgbClr w14:val="000000">
-                            <w14:alpha w14:val="60000"/>
-                          </w14:srgbClr>
-                        </w14:shadow>
-                      </w:rPr>
-                      <w:t>CERT Nº</w:t>
-                    </w:r>
-                    <w:r>
-                      <w:rPr>
-                        <w:b/>
-                        <w:color w:val="000000"/>
-                        <w:spacing w:val="22"/>
-                        <w:sz w:val="20"/>
-                        <w14:shadow w14:blurRad="50800" w14:dist="38100" w14:dir="2700000" w14:sx="100000" w14:sy="100000" w14:kx="0" w14:ky="0" w14:algn="tl">
-                          <w14:srgbClr w14:val="000000">
-                            <w14:alpha w14:val="60000"/>
-                          </w14:srgbClr>
-                        </w14:shadow>
-                      </w:rPr>
-                      <w:t>2</w:t>
-                    </w:r>
-                    <w:r>
-                      <w:rPr>
-                        <w:b/>
-                        <w:color w:val="000000"/>
-                        <w:spacing w:val="22"/>
-                        <w:sz w:val="20"/>
-                        <w14:shadow w14:blurRad="50800" w14:dist="38100" w14:dir="2700000" w14:sx="100000" w14:sy="100000" w14:kx="0" w14:ky="0" w14:algn="tl">
-                          <w14:srgbClr w14:val="000000">
-                            <w14:alpha w14:val="60000"/>
-                          </w14:srgbClr>
-                        </w14:shadow>
-                      </w:rPr>
-                      <w:t>1</w:t>
-                    </w:r>
-                    <w:r>
-                      <w:rPr>
-                        <w:b/>
-                        <w:color w:val="000000"/>
-                        <w:spacing w:val="22"/>
-                        <w:sz w:val="20"/>
-                        <w14:shadow w14:blurRad="50800" w14:dist="38100" w14:dir="2700000" w14:sx="100000" w14:sy="100000" w14:kx="0" w14:ky="0" w14:algn="tl">
-                          <w14:srgbClr w14:val="000000">
-                            <w14:alpha w14:val="60000"/>
-                          </w14:srgbClr>
-                        </w14:shadow>
-                      </w:rPr>
-                      <w:t>44</w:t>
-                    </w:r>
-                    <w:r>
-                      <w:rPr>
-                        <w:b/>
-                        <w:color w:val="000000"/>
-                        <w:spacing w:val="22"/>
-                        <w:sz w:val="20"/>
-                        <w14:shadow w14:blurRad="50800" w14:dist="38100" w14:dir="2700000" w14:sx="100000" w14:sy="100000" w14:kx="0" w14:ky="0" w14:algn="tl">
-                          <w14:srgbClr w14:val="000000">
-                            <w14:alpha w14:val="60000"/>
-                          </w14:srgbClr>
-                        </w14:shadow>
-                      </w:rPr>
-                      <w:t>-</w:t>
-                    </w:r>
-                    <w:r>
-                      <w:rPr>
-                        <w:b/>
-                        <w:color w:val="000000"/>
-                        <w:spacing w:val="22"/>
-                        <w:sz w:val="20"/>
-                        <w14:shadow w14:blurRad="50800" w14:dist="38100" w14:dir="2700000" w14:sx="100000" w14:sy="100000" w14:kx="0" w14:ky="0" w14:algn="tl">
-                          <w14:srgbClr w14:val="000000">
-                            <w14:alpha w14:val="60000"/>
-                          </w14:srgbClr>
-                        </w14:shadow>
-                      </w:rPr>
-                      <w:t>1401</w:t>
-                    </w:r>
-                    <w:r>
-                      <w:rPr>
-                        <w:b/>
-                        <w:color w:val="000000"/>
-                        <w:spacing w:val="22"/>
-                        <w:sz w:val="20"/>
-                        <w14:shadow w14:blurRad="50800" w14:dist="38100" w14:dir="2700000" w14:sx="100000" w14:sy="100000" w14:kx="0" w14:ky="0" w14:algn="tl">
-                          <w14:srgbClr w14:val="000000">
-                            <w14:alpha w14:val="60000"/>
-                          </w14:srgbClr>
-                        </w14:shadow>
-                      </w:rPr>
-                      <w:t>-202</w:t>
-                    </w:r>
-                    <w:r>
-                      <w:rPr>
-                        <w:b/>
-                        <w:color w:val="000000"/>
-                        <w:spacing w:val="22"/>
-                        <w:sz w:val="20"/>
-                        <w14:shadow w14:blurRad="50800" w14:dist="38100" w14:dir="2700000" w14:sx="100000" w14:sy="100000" w14:kx="0" w14:ky="0" w14:algn="tl">
-                          <w14:srgbClr w14:val="000000">
-                            <w14:alpha w14:val="60000"/>
-                          </w14:srgbClr>
-                        </w14:shadow>
-                      </w:rPr>
-                      <w:t>6</w:t>
-                    </w:r>
-                  </w:p>
-                </w:txbxContent>
-              </v:textbox>
-            </v:shape>
-          </w:pict>
-        </mc:Fallback>
-      </mc:AlternateContent>
-    </w:r>
-    <w:r>
-      <w:rPr>
-        <w:noProof/>
-        <w:lang w:val="es-CR" w:eastAsia="es-CR"/>
-      </w:rPr>
       <w:drawing>
-        <wp:anchor distT="0" distB="0" distL="114300" distR="114300" simplePos="0" relativeHeight="251657216" behindDoc="0" locked="0" layoutInCell="1" allowOverlap="1" wp14:anchorId="5AD9B7F8" wp14:editId="07292DFF">
+        <wp:anchor distT="0" distB="0" distL="114300" distR="114300" simplePos="0" relativeHeight="251657216" behindDoc="0" locked="0" layoutInCell="1" allowOverlap="1" wp14:anchorId="5AD9B7F8" wp14:editId="6A183ABA">
           <wp:simplePos x="0" y="0"/>
           <wp:positionH relativeFrom="column">
             <wp:posOffset>-411480</wp:posOffset>
@@ -4014,6 +3942,110 @@
         </mc:Fallback>
       </mc:AlternateContent>
     </w:r>
+    <w:r>
+      <w:rPr>
+        <w:lang w:val="en-US"/>
+      </w:rPr>
+      <w:t xml:space="preserve">                                                               </w:t>
+    </w:r>
+  </w:p>
+  <w:p>
+    <w:pPr>
+      <w:rPr>
+        <w:b/>
+        <w:spacing w:val="22"/>
+        <w:sz w:val="20"/>
+        <w:lang w:val="en-US"/>
+        <w14:shadow w14:blurRad="50800" w14:dist="38100" w14:dir="2700000" w14:sx="100000" w14:sy="100000" w14:kx="0" w14:ky="0" w14:algn="tl">
+          <w14:srgbClr w14:val="000000">
+            <w14:alpha w14:val="60000"/>
+          </w14:srgbClr>
+        </w14:shadow>
+      </w:rPr>
+    </w:pPr>
+    <w:r>
+      <w:rPr>
+        <w:lang w:val="en-US"/>
+      </w:rPr>
+      <w:t xml:space="preserve">                                                                                    </w:t>
+    </w:r>
+    <w:r>
+      <w:rPr>
+        <w:b/>
+        <w:color w:val="0000FF"/>
+        <w:spacing w:val="22"/>
+        <w:sz w:val="20"/>
+        <w:lang w:val="en-US"/>
+        <w14:shadow w14:blurRad="50800" w14:dist="38100" w14:dir="2700000" w14:sx="100000" w14:sy="100000" w14:kx="0" w14:ky="0" w14:algn="tl">
+          <w14:srgbClr w14:val="000000">
+            <w14:alpha w14:val="60000"/>
+          </w14:srgbClr>
+        </w14:shadow>
+      </w:rPr>
+      <w:t>CERT Nº</w:t>
+    </w:r>
+    <w:r>
+      <w:rPr>
+        <w:lang w:val="en-US"/>
+      </w:rPr>
+      <w:t xml:space="preserve"> </w:t>
+    </w:r>
+    <w:r>
+      <w:rPr>
+        <w:b/>
+        <w:color w:val="000000"/>
+        <w:spacing w:val="22"/>
+        <w:sz w:val="20"/>
+        <w:lang w:val="en-US"/>
+        <w14:shadow w14:blurRad="50800" w14:dist="38100" w14:dir="2700000" w14:sx="100000" w14:sy="100000" w14:kx="0" w14:ky="0" w14:algn="tl">
+          <w14:srgbClr w14:val="000000">
+            <w14:alpha w14:val="60000"/>
+          </w14:srgbClr>
+        </w14:shadow>
+      </w:rPr>
+      <w:t>{</w:t>
+    </w:r>
+    <w:proofErr w:type="spellStart"/>
+    <w:r>
+      <w:rPr>
+        <w:b/>
+        <w:color w:val="000000"/>
+        <w:spacing w:val="22"/>
+        <w:sz w:val="20"/>
+        <w:lang w:val="en-US"/>
+        <w14:shadow w14:blurRad="50800" w14:dist="38100" w14:dir="2700000" w14:sx="100000" w14:sy="100000" w14:kx="0" w14:ky="0" w14:algn="tl">
+          <w14:srgbClr w14:val="000000">
+            <w14:alpha w14:val="60000"/>
+          </w14:srgbClr>
+        </w14:shadow>
+      </w:rPr>
+      <w:t>draft_survey_id</w:t>
+    </w:r>
+    <w:proofErr w:type="spellEnd"/>
+    <w:r>
+      <w:rPr>
+        <w:b/>
+        <w:color w:val="000000"/>
+        <w:spacing w:val="22"/>
+        <w:sz w:val="20"/>
+        <w:lang w:val="en-US"/>
+        <w14:shadow w14:blurRad="50800" w14:dist="38100" w14:dir="2700000" w14:sx="100000" w14:sy="100000" w14:kx="0" w14:ky="0" w14:algn="tl">
+          <w14:srgbClr w14:val="000000">
+            <w14:alpha w14:val="60000"/>
+          </w14:srgbClr>
+        </w14:shadow>
+      </w:rPr>
+      <w:t>}</w:t>
+    </w:r>
+  </w:p>
+  <w:p>
+    <w:pPr>
+      <w:pStyle w:val="Header"/>
+      <w:ind w:hanging="540"/>
+      <w:rPr>
+        <w:lang w:val="en-US"/>
+      </w:rPr>
+    </w:pPr>
   </w:p>
 </w:hdr>
 </file>
@@ -4648,6 +4680,50 @@
     <w:lsdException w:name="Subtitle" w:qFormat="1"/>
     <w:lsdException w:name="Strong" w:qFormat="1"/>
     <w:lsdException w:name="Emphasis" w:qFormat="1"/>
+    <w:lsdException w:name="Normal Table" w:semiHidden="1" w:unhideWhenUsed="1"/>
+    <w:lsdException w:name="Table Simple 1" w:semiHidden="1" w:unhideWhenUsed="1"/>
+    <w:lsdException w:name="Table Simple 2" w:semiHidden="1" w:unhideWhenUsed="1"/>
+    <w:lsdException w:name="Table Simple 3" w:semiHidden="1" w:unhideWhenUsed="1"/>
+    <w:lsdException w:name="Table Classic 1" w:semiHidden="1" w:unhideWhenUsed="1"/>
+    <w:lsdException w:name="Table Classic 2" w:semiHidden="1" w:unhideWhenUsed="1"/>
+    <w:lsdException w:name="Table Classic 3" w:semiHidden="1" w:unhideWhenUsed="1"/>
+    <w:lsdException w:name="Table Classic 4" w:semiHidden="1" w:unhideWhenUsed="1"/>
+    <w:lsdException w:name="Table Colorful 1" w:semiHidden="1" w:unhideWhenUsed="1"/>
+    <w:lsdException w:name="Table Colorful 2" w:semiHidden="1" w:unhideWhenUsed="1"/>
+    <w:lsdException w:name="Table Colorful 3" w:semiHidden="1" w:unhideWhenUsed="1"/>
+    <w:lsdException w:name="Table Columns 1" w:semiHidden="1" w:unhideWhenUsed="1"/>
+    <w:lsdException w:name="Table Columns 2" w:semiHidden="1" w:unhideWhenUsed="1"/>
+    <w:lsdException w:name="Table Columns 3" w:semiHidden="1" w:unhideWhenUsed="1"/>
+    <w:lsdException w:name="Table Columns 4" w:semiHidden="1" w:unhideWhenUsed="1"/>
+    <w:lsdException w:name="Table Columns 5" w:semiHidden="1" w:unhideWhenUsed="1"/>
+    <w:lsdException w:name="Table Grid 1" w:semiHidden="1" w:unhideWhenUsed="1"/>
+    <w:lsdException w:name="Table Grid 2" w:semiHidden="1" w:unhideWhenUsed="1"/>
+    <w:lsdException w:name="Table Grid 3" w:semiHidden="1" w:unhideWhenUsed="1"/>
+    <w:lsdException w:name="Table Grid 4" w:semiHidden="1" w:unhideWhenUsed="1"/>
+    <w:lsdException w:name="Table Grid 5" w:semiHidden="1" w:unhideWhenUsed="1"/>
+    <w:lsdException w:name="Table Grid 6" w:semiHidden="1" w:unhideWhenUsed="1"/>
+    <w:lsdException w:name="Table Grid 7" w:semiHidden="1" w:unhideWhenUsed="1"/>
+    <w:lsdException w:name="Table Grid 8" w:semiHidden="1" w:unhideWhenUsed="1"/>
+    <w:lsdException w:name="Table List 1" w:semiHidden="1" w:unhideWhenUsed="1"/>
+    <w:lsdException w:name="Table List 2" w:semiHidden="1" w:unhideWhenUsed="1"/>
+    <w:lsdException w:name="Table List 3" w:semiHidden="1" w:unhideWhenUsed="1"/>
+    <w:lsdException w:name="Table List 4" w:semiHidden="1" w:unhideWhenUsed="1"/>
+    <w:lsdException w:name="Table List 5" w:semiHidden="1" w:unhideWhenUsed="1"/>
+    <w:lsdException w:name="Table List 6" w:semiHidden="1" w:unhideWhenUsed="1"/>
+    <w:lsdException w:name="Table List 7" w:semiHidden="1" w:unhideWhenUsed="1"/>
+    <w:lsdException w:name="Table List 8" w:semiHidden="1" w:unhideWhenUsed="1"/>
+    <w:lsdException w:name="Table 3D effects 1" w:semiHidden="1" w:unhideWhenUsed="1"/>
+    <w:lsdException w:name="Table 3D effects 2" w:semiHidden="1" w:unhideWhenUsed="1"/>
+    <w:lsdException w:name="Table 3D effects 3" w:semiHidden="1" w:unhideWhenUsed="1"/>
+    <w:lsdException w:name="Table Contemporary" w:semiHidden="1" w:unhideWhenUsed="1"/>
+    <w:lsdException w:name="Table Elegant" w:semiHidden="1" w:unhideWhenUsed="1"/>
+    <w:lsdException w:name="Table Professional" w:semiHidden="1" w:unhideWhenUsed="1"/>
+    <w:lsdException w:name="Table Subtle 1" w:semiHidden="1" w:unhideWhenUsed="1"/>
+    <w:lsdException w:name="Table Subtle 2" w:semiHidden="1" w:unhideWhenUsed="1"/>
+    <w:lsdException w:name="Table Web 1" w:semiHidden="1" w:unhideWhenUsed="1"/>
+    <w:lsdException w:name="Table Web 2" w:semiHidden="1" w:unhideWhenUsed="1"/>
+    <w:lsdException w:name="Table Web 3" w:semiHidden="1" w:unhideWhenUsed="1"/>
+    <w:lsdException w:name="Table Theme" w:semiHidden="1" w:unhideWhenUsed="1"/>
     <w:lsdException w:name="Placeholder Text" w:semiHidden="1" w:uiPriority="99"/>
     <w:lsdException w:name="No Spacing" w:uiPriority="1" w:qFormat="1"/>
     <w:lsdException w:name="Light Shading" w:uiPriority="60"/>
@@ -4998,11 +5074,14 @@
   </w:style>
   <w:style w:type="character" w:default="1" w:styleId="DefaultParagraphFont">
     <w:name w:val="Default Paragraph Font"/>
-    <w:semiHidden/>
+    <w:uiPriority w:val="1"/>
+    <w:unhideWhenUsed/>
   </w:style>
   <w:style w:type="table" w:default="1" w:styleId="TableNormal">
     <w:name w:val="Normal Table"/>
+    <w:uiPriority w:val="99"/>
     <w:semiHidden/>
+    <w:unhideWhenUsed/>
     <w:tblPr>
       <w:tblInd w:w="0" w:type="dxa"/>
       <w:tblCellMar>
@@ -5015,7 +5094,9 @@
   </w:style>
   <w:style w:type="numbering" w:default="1" w:styleId="NoList">
     <w:name w:val="No List"/>
+    <w:uiPriority w:val="99"/>
     <w:semiHidden/>
+    <w:unhideWhenUsed/>
   </w:style>
   <w:style w:type="paragraph" w:styleId="Header">
     <w:name w:val="header"/>

--- a/backend_api/templates/draft_word_template.docx
+++ b/backend_api/templates/draft_word_template.docx
@@ -219,25 +219,115 @@
         <w:rPr>
           <w:lang w:val="en-US"/>
         </w:rPr>
+        <w:t xml:space="preserve">} </w:t>
+      </w:r>
+      <w:r>
+        <w:rPr>
+          <w:lang w:val="en-US"/>
+        </w:rPr>
+        <w:t xml:space="preserve">mt </w:t>
+      </w:r>
+      <w:r>
+        <w:rPr>
+          <w:lang w:val="en-US"/>
+        </w:rPr>
+        <w:t xml:space="preserve">of </w:t>
+      </w:r>
+      <w:r>
+        <w:rPr>
+          <w:lang w:val="en-US"/>
+        </w:rPr>
+        <w:t>{</w:t>
+      </w:r>
+      <w:proofErr w:type="spellStart"/>
+      <w:r>
+        <w:rPr>
+          <w:lang w:val="en-US"/>
+        </w:rPr>
+        <w:t>word_product</w:t>
+      </w:r>
+      <w:proofErr w:type="spellEnd"/>
+      <w:r>
+        <w:rPr>
+          <w:lang w:val="en-US"/>
+        </w:rPr>
         <w:t>}</w:t>
       </w:r>
       <w:r>
         <w:rPr>
           <w:lang w:val="en-US"/>
         </w:rPr>
+        <w:t xml:space="preserve"> aboard </w:t>
+      </w:r>
+      <w:r>
+        <w:rPr>
+          <w:lang w:val="en-US"/>
+        </w:rPr>
+        <w:t xml:space="preserve">of </w:t>
+      </w:r>
+      <w:r>
+        <w:rPr>
+          <w:b/>
+          <w:lang w:val="en-US"/>
+        </w:rPr>
+        <w:t>M/</w:t>
+      </w:r>
+      <w:r>
+        <w:rPr>
+          <w:b/>
+          <w:lang w:val="en-US"/>
+        </w:rPr>
+        <w:t xml:space="preserve">V </w:t>
+      </w:r>
+      <w:r>
+        <w:rPr>
+          <w:b/>
+          <w:lang w:val="en-US"/>
+        </w:rPr>
+        <w:t>“</w:t>
+      </w:r>
+      <w:r>
+        <w:rPr>
+          <w:b/>
+          <w:lang w:val="en-US"/>
+        </w:rPr>
+        <w:t>{</w:t>
+      </w:r>
+      <w:proofErr w:type="spellStart"/>
+      <w:r>
+        <w:rPr>
+          <w:b/>
+          <w:lang w:val="en-US"/>
+        </w:rPr>
+        <w:t>word_vessel</w:t>
+      </w:r>
+      <w:proofErr w:type="spellEnd"/>
+      <w:r>
+        <w:rPr>
+          <w:b/>
+          <w:lang w:val="en-US"/>
+        </w:rPr>
+        <w:t>}</w:t>
+      </w:r>
+      <w:r>
+        <w:rPr>
+          <w:b/>
+          <w:lang w:val="en-US"/>
+        </w:rPr>
+        <w:t>”</w:t>
+      </w:r>
+      <w:r>
+        <w:rPr>
+          <w:b/>
+          <w:lang w:val="en-US"/>
+        </w:rPr>
         <w:t xml:space="preserve"> </w:t>
       </w:r>
       <w:r>
         <w:rPr>
           <w:lang w:val="en-US"/>
         </w:rPr>
-        <w:t xml:space="preserve">mt </w:t>
-      </w:r>
-      <w:r>
-        <w:rPr>
-          <w:lang w:val="en-US"/>
-        </w:rPr>
-        <w:t xml:space="preserve">of </w:t>
+        <w:t xml:space="preserve">at Puerto </w:t>
       </w:r>
       <w:r>
         <w:rPr>
@@ -250,116 +340,14 @@
         <w:rPr>
           <w:lang w:val="en-US"/>
         </w:rPr>
-        <w:t>word_product</w:t>
+        <w:t>word_port</w:t>
       </w:r>
       <w:proofErr w:type="spellEnd"/>
       <w:r>
         <w:rPr>
           <w:lang w:val="en-US"/>
         </w:rPr>
-        <w:t>}</w:t>
-      </w:r>
-      <w:r>
-        <w:rPr>
-          <w:lang w:val="en-US"/>
-        </w:rPr>
-        <w:t xml:space="preserve"> aboard </w:t>
-      </w:r>
-      <w:r>
-        <w:rPr>
-          <w:lang w:val="en-US"/>
-        </w:rPr>
-        <w:t xml:space="preserve">of </w:t>
-      </w:r>
-      <w:r>
-        <w:rPr>
-          <w:b/>
-          <w:lang w:val="en-US"/>
-        </w:rPr>
-        <w:t>M/</w:t>
-      </w:r>
-      <w:r>
-        <w:rPr>
-          <w:b/>
-          <w:lang w:val="en-US"/>
-        </w:rPr>
-        <w:t xml:space="preserve">V </w:t>
-      </w:r>
-      <w:r>
-        <w:rPr>
-          <w:b/>
-          <w:lang w:val="en-US"/>
-        </w:rPr>
-        <w:t>“</w:t>
-      </w:r>
-      <w:r>
-        <w:rPr>
-          <w:b/>
-          <w:lang w:val="en-US"/>
-        </w:rPr>
-        <w:t>{</w:t>
-      </w:r>
-      <w:proofErr w:type="spellStart"/>
-      <w:r>
-        <w:rPr>
-          <w:b/>
-          <w:lang w:val="en-US"/>
-        </w:rPr>
-        <w:t>word_vessel</w:t>
-      </w:r>
-      <w:proofErr w:type="spellEnd"/>
-      <w:r>
-        <w:rPr>
-          <w:b/>
-          <w:lang w:val="en-US"/>
-        </w:rPr>
-        <w:t>}</w:t>
-      </w:r>
-      <w:r>
-        <w:rPr>
-          <w:b/>
-          <w:lang w:val="en-US"/>
-        </w:rPr>
-        <w:t>”</w:t>
-      </w:r>
-      <w:r>
-        <w:rPr>
-          <w:b/>
-          <w:lang w:val="en-US"/>
-        </w:rPr>
-        <w:t xml:space="preserve"> </w:t>
-      </w:r>
-      <w:r>
-        <w:rPr>
-          <w:lang w:val="en-US"/>
-        </w:rPr>
-        <w:t xml:space="preserve">at Puerto </w:t>
-      </w:r>
-      <w:r>
-        <w:rPr>
-          <w:lang w:val="en-US"/>
-        </w:rPr>
-        <w:t>{</w:t>
-      </w:r>
-      <w:proofErr w:type="spellStart"/>
-      <w:r>
-        <w:rPr>
-          <w:lang w:val="en-US"/>
-        </w:rPr>
-        <w:t>word_port</w:t>
-      </w:r>
-      <w:proofErr w:type="spellEnd"/>
-      <w:r>
-        <w:rPr>
-          <w:lang w:val="en-US"/>
-        </w:rPr>
-        <w:t>}</w:t>
-      </w:r>
-      <w:r>
-        <w:rPr>
-          <w:lang w:val="en-US"/>
-        </w:rPr>
-        <w:t xml:space="preserve"> </w:t>
+        <w:t xml:space="preserve">} </w:t>
       </w:r>
       <w:r>
         <w:rPr>
@@ -1231,13 +1219,7 @@
         <w:rPr>
           <w:lang w:val="en-US"/>
         </w:rPr>
-        <w:t>}</w:t>
-      </w:r>
-      <w:r>
-        <w:rPr>
-          <w:lang w:val="en-US"/>
-        </w:rPr>
-        <w:t xml:space="preserve"> </w:t>
+        <w:t xml:space="preserve">} </w:t>
       </w:r>
       <w:r>
         <w:rPr>
@@ -1299,13 +1281,7 @@
         <w:rPr>
           <w:lang w:val="en-US"/>
         </w:rPr>
-        <w:t>}</w:t>
-      </w:r>
-      <w:r>
-        <w:rPr>
-          <w:lang w:val="en-US"/>
-        </w:rPr>
-        <w:t xml:space="preserve"> </w:t>
+        <w:t xml:space="preserve">} </w:t>
       </w:r>
       <w:r>
         <w:rPr>
@@ -1361,13 +1337,7 @@
         <w:rPr>
           <w:lang w:val="en-US"/>
         </w:rPr>
-        <w:t>}</w:t>
-      </w:r>
-      <w:r>
-        <w:rPr>
-          <w:lang w:val="en-US"/>
-        </w:rPr>
-        <w:t xml:space="preserve"> </w:t>
+        <w:t xml:space="preserve">} </w:t>
       </w:r>
       <w:r>
         <w:rPr>
@@ -1425,13 +1395,7 @@
         <w:rPr>
           <w:lang w:val="en-US"/>
         </w:rPr>
-        <w:t>}</w:t>
-      </w:r>
-      <w:r>
-        <w:rPr>
-          <w:lang w:val="en-US"/>
-        </w:rPr>
-        <w:t xml:space="preserve"> </w:t>
+        <w:t xml:space="preserve">} </w:t>
       </w:r>
       <w:r>
         <w:rPr>
@@ -1487,13 +1451,7 @@
         <w:rPr>
           <w:lang w:val="en-US"/>
         </w:rPr>
-        <w:t>}</w:t>
-      </w:r>
-      <w:r>
-        <w:rPr>
-          <w:lang w:val="en-US"/>
-        </w:rPr>
-        <w:t xml:space="preserve"> </w:t>
+        <w:t xml:space="preserve">} </w:t>
       </w:r>
       <w:r>
         <w:rPr>
@@ -1549,13 +1507,7 @@
         <w:rPr>
           <w:lang w:val="en-US"/>
         </w:rPr>
-        <w:t>}</w:t>
-      </w:r>
-      <w:r>
-        <w:rPr>
-          <w:lang w:val="en-US"/>
-        </w:rPr>
-        <w:t xml:space="preserve"> </w:t>
+        <w:t xml:space="preserve">} </w:t>
       </w:r>
       <w:r>
         <w:rPr>
@@ -1611,13 +1563,7 @@
         <w:rPr>
           <w:lang w:val="en-US"/>
         </w:rPr>
-        <w:t>}</w:t>
-      </w:r>
-      <w:r>
-        <w:rPr>
-          <w:lang w:val="en-US"/>
-        </w:rPr>
-        <w:t xml:space="preserve"> </w:t>
+        <w:t xml:space="preserve">} </w:t>
       </w:r>
       <w:r>
         <w:rPr>
@@ -1701,13 +1647,7 @@
         <w:rPr>
           <w:lang w:val="en-US"/>
         </w:rPr>
-        <w:t>}</w:t>
-      </w:r>
-      <w:r>
-        <w:rPr>
-          <w:lang w:val="en-US"/>
-        </w:rPr>
-        <w:t xml:space="preserve"> </w:t>
+        <w:t xml:space="preserve">} </w:t>
       </w:r>
       <w:r>
         <w:rPr>
@@ -2749,14 +2689,15 @@
       <w:r>
         <w:rPr>
           <w:b/>
+          <w:lang w:val="en-US"/>
         </w:rPr>
         <w:t>{</w:t>
       </w:r>
-      <w:proofErr w:type="spellStart"/>
       <w:proofErr w:type="gramEnd"/>
       <w:r>
         <w:rPr>
           <w:b/>
+          <w:lang w:val="en-US"/>
         </w:rPr>
         <w:t>word_shore_</w:t>
       </w:r>
@@ -2764,15 +2705,9 @@
       <w:r>
         <w:rPr>
           <w:b/>
-        </w:rPr>
-        <w:t>percentage</w:t>
-      </w:r>
-      <w:proofErr w:type="spellEnd"/>
-      <w:r>
-        <w:rPr>
-          <w:b/>
-        </w:rPr>
-        <w:t>}</w:t>
+          <w:lang w:val="en-US"/>
+        </w:rPr>
+        <w:t>percentage}</w:t>
       </w:r>
       <w:r>
         <w:rPr>
@@ -2893,7 +2828,7 @@
           <w:lang w:val="en-US"/>
         </w:rPr>
         <w:drawing>
-          <wp:anchor distT="0" distB="0" distL="114300" distR="114300" simplePos="0" relativeHeight="251658752" behindDoc="1" locked="0" layoutInCell="1" allowOverlap="1" wp14:anchorId="57509B4C" wp14:editId="002C0794">
+          <wp:anchor distT="0" distB="0" distL="114300" distR="114300" simplePos="0" relativeHeight="251658752" behindDoc="1" locked="0" layoutInCell="1" allowOverlap="1" wp14:anchorId="57509B4C" wp14:editId="5A89023D">
             <wp:simplePos x="0" y="0"/>
             <wp:positionH relativeFrom="column">
               <wp:posOffset>-190500</wp:posOffset>
@@ -3335,7 +3270,7 @@
               <v:stroke joinstyle="miter"/>
               <v:path gradientshapeok="t" o:connecttype="rect"/>
             </v:shapetype>
-            <v:shape id="Text Box 32" o:spid="_x0000_s1028" type="#_x0000_t202" style="position:absolute;margin-left:138pt;margin-top:2.5pt;width:156.35pt;height:18pt;z-index:251658240;visibility:visible;mso-wrap-style:square;mso-width-percent:0;mso-height-percent:0;mso-wrap-distance-left:9pt;mso-wrap-distance-top:0;mso-wrap-distance-right:9pt;mso-wrap-distance-bottom:0;mso-position-horizontal:absolute;mso-position-horizontal-relative:text;mso-position-vertical:absolute;mso-position-vertical-relative:text;mso-width-percent:0;mso-height-percent:0;mso-width-relative:page;mso-height-relative:page;v-text-anchor:top" o:gfxdata="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" filled="f" stroked="f">
+            <v:shape id="Text Box 32" o:spid="_x0000_s1027" type="#_x0000_t202" style="position:absolute;margin-left:138pt;margin-top:2.5pt;width:156.35pt;height:18pt;z-index:251658240;visibility:visible;mso-wrap-style:square;mso-width-percent:0;mso-height-percent:0;mso-wrap-distance-left:9pt;mso-wrap-distance-top:0;mso-wrap-distance-right:9pt;mso-wrap-distance-bottom:0;mso-position-horizontal:absolute;mso-position-horizontal-relative:text;mso-position-vertical:absolute;mso-position-vertical-relative:text;mso-width-percent:0;mso-height-percent:0;mso-width-relative:page;mso-height-relative:page;v-text-anchor:top" o:gfxdata="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" filled="f" stroked="f">
               <o:lock v:ext="edit" aspectratio="t"/>
               <v:textbox inset="0,0,0,0">
                 <w:txbxContent>
@@ -3464,7 +3399,23 @@
         <w:sz w:val="12"/>
         <w:lang w:val="en-US"/>
       </w:rPr>
-      <w:t>}</w:t>
+      <w:t xml:space="preserve">} </w:t>
+    </w:r>
+    <w:r>
+      <w:rPr>
+        <w:color w:val="000000"/>
+        <w:sz w:val="12"/>
+        <w:lang w:val="en-GB"/>
+      </w:rPr>
+      <w:t>MV</w:t>
+    </w:r>
+    <w:r>
+      <w:rPr>
+        <w:color w:val="000000"/>
+        <w:sz w:val="12"/>
+        <w:lang w:val="en-GB"/>
+      </w:rPr>
+      <w:t xml:space="preserve"> </w:t>
     </w:r>
     <w:r>
       <w:rPr>
@@ -3472,39 +3423,25 @@
         <w:sz w:val="12"/>
         <w:lang w:val="en-US"/>
       </w:rPr>
-      <w:t xml:space="preserve"> </w:t>
+      <w:t>{</w:t>
     </w:r>
-    <w:r>
-      <w:rPr>
-        <w:color w:val="000000"/>
-        <w:sz w:val="12"/>
-        <w:lang w:val="en-GB"/>
-      </w:rPr>
-      <w:t>MV</w:t>
-    </w:r>
-    <w:r>
-      <w:rPr>
-        <w:color w:val="000000"/>
-        <w:sz w:val="12"/>
-        <w:lang w:val="en-GB"/>
-      </w:rPr>
-      <w:t xml:space="preserve"> </w:t>
-    </w:r>
+    <w:proofErr w:type="spellStart"/>
     <w:r>
       <w:rPr>
         <w:color w:val="000000"/>
         <w:sz w:val="12"/>
         <w:lang w:val="en-US"/>
       </w:rPr>
-      <w:t>{word_vessel}</w:t>
+      <w:t>word_vessel</w:t>
     </w:r>
+    <w:proofErr w:type="spellEnd"/>
     <w:r>
       <w:rPr>
         <w:color w:val="000000"/>
         <w:sz w:val="12"/>
         <w:lang w:val="en-US"/>
       </w:rPr>
-      <w:t xml:space="preserve"> </w:t>
+      <w:t xml:space="preserve">} </w:t>
     </w:r>
     <w:r>
       <w:rPr>
@@ -3918,7 +3855,11 @@
         </mc:Choice>
         <mc:Fallback>
           <w:pict>
-            <v:shape w14:anchorId="6D7386B9" id="Text Box 5" o:spid="_x0000_s1027" type="#_x0000_t202" style="position:absolute;margin-left:338.7pt;margin-top:-1.5pt;width:157.35pt;height:19.8pt;z-index:251656192;visibility:visible;mso-wrap-style:square;mso-width-percent:0;mso-height-percent:0;mso-wrap-distance-left:9pt;mso-wrap-distance-top:0;mso-wrap-distance-right:9pt;mso-wrap-distance-bottom:0;mso-position-horizontal:absolute;mso-position-horizontal-relative:text;mso-position-vertical:absolute;mso-position-vertical-relative:text;mso-width-percent:0;mso-height-percent:0;mso-width-relative:page;mso-height-relative:page;v-text-anchor:top" o:gfxdata="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" filled="f" stroked="f">
+            <v:shapetype w14:anchorId="6D7386B9" id="_x0000_t202" coordsize="21600,21600" o:spt="202" path="m,l,21600r21600,l21600,xe">
+              <v:stroke joinstyle="miter"/>
+              <v:path gradientshapeok="t" o:connecttype="rect"/>
+            </v:shapetype>
+            <v:shape id="Text Box 5" o:spid="_x0000_s1026" type="#_x0000_t202" style="position:absolute;margin-left:338.7pt;margin-top:-1.5pt;width:157.35pt;height:19.8pt;z-index:251656192;visibility:visible;mso-wrap-style:square;mso-width-percent:0;mso-height-percent:0;mso-wrap-distance-left:9pt;mso-wrap-distance-top:0;mso-wrap-distance-right:9pt;mso-wrap-distance-bottom:0;mso-position-horizontal:absolute;mso-position-horizontal-relative:text;mso-position-vertical:absolute;mso-position-vertical-relative:text;mso-width-percent:0;mso-height-percent:0;mso-width-relative:page;mso-height-relative:page;v-text-anchor:top" o:gfxdata="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" filled="f" stroked="f">
               <v:textbox>
                 <w:txbxContent>
                   <w:p>
@@ -3967,7 +3908,7 @@
       <w:rPr>
         <w:lang w:val="en-US"/>
       </w:rPr>
-      <w:t xml:space="preserve">                                                                                    </w:t>
+      <w:t xml:space="preserve">                                                                              </w:t>
     </w:r>
     <w:r>
       <w:rPr>
@@ -3992,7 +3933,15 @@
     </w:r>
     <w:r>
       <w:rPr>
+        <w:lang w:val="en-US"/>
+      </w:rPr>
+      <w:t>{</w:t>
+    </w:r>
+    <w:proofErr w:type="spellStart"/>
+    <w:r>
+      <w:rPr>
         <w:b/>
+        <w:bCs/>
         <w:color w:val="000000"/>
         <w:spacing w:val="22"/>
         <w:sz w:val="20"/>
@@ -4003,28 +3952,13 @@
           </w14:srgbClr>
         </w14:shadow>
       </w:rPr>
-      <w:t>{</w:t>
-    </w:r>
-    <w:proofErr w:type="spellStart"/>
-    <w:r>
-      <w:rPr>
-        <w:b/>
-        <w:color w:val="000000"/>
-        <w:spacing w:val="22"/>
-        <w:sz w:val="20"/>
-        <w:lang w:val="en-US"/>
-        <w14:shadow w14:blurRad="50800" w14:dist="38100" w14:dir="2700000" w14:sx="100000" w14:sy="100000" w14:kx="0" w14:ky="0" w14:algn="tl">
-          <w14:srgbClr w14:val="000000">
-            <w14:alpha w14:val="60000"/>
-          </w14:srgbClr>
-        </w14:shadow>
-      </w:rPr>
-      <w:t>draft_survey_id</w:t>
+      <w:t>draft_report_number</w:t>
     </w:r>
     <w:proofErr w:type="spellEnd"/>
     <w:r>
       <w:rPr>
         <w:b/>
+        <w:bCs/>
         <w:color w:val="000000"/>
         <w:spacing w:val="22"/>
         <w:sz w:val="20"/>

--- a/backend_api/templates/draft_word_template.docx
+++ b/backend_api/templates/draft_word_template.docx
@@ -2828,7 +2828,7 @@
           <w:lang w:val="en-US"/>
         </w:rPr>
         <w:drawing>
-          <wp:anchor distT="0" distB="0" distL="114300" distR="114300" simplePos="0" relativeHeight="251658752" behindDoc="1" locked="0" layoutInCell="1" allowOverlap="1" wp14:anchorId="57509B4C" wp14:editId="5A89023D">
+          <wp:anchor distT="0" distB="0" distL="114300" distR="114300" simplePos="0" relativeHeight="251658752" behindDoc="1" locked="0" layoutInCell="1" allowOverlap="1" wp14:anchorId="57509B4C" wp14:editId="62BCAFD9">
             <wp:simplePos x="0" y="0"/>
             <wp:positionH relativeFrom="column">
               <wp:posOffset>-190500</wp:posOffset>
@@ -3390,7 +3390,7 @@
         <w:sz w:val="12"/>
         <w:lang w:val="en-US"/>
       </w:rPr>
-      <w:t>draft_survey_id</w:t>
+      <w:t>draft_report_number</w:t>
     </w:r>
     <w:proofErr w:type="spellEnd"/>
     <w:r>
@@ -3399,7 +3399,15 @@
         <w:sz w:val="12"/>
         <w:lang w:val="en-US"/>
       </w:rPr>
-      <w:t xml:space="preserve">} </w:t>
+      <w:t>}</w:t>
+    </w:r>
+    <w:r>
+      <w:rPr>
+        <w:color w:val="000000"/>
+        <w:sz w:val="12"/>
+        <w:lang w:val="en-US"/>
+      </w:rPr>
+      <w:t xml:space="preserve"> </w:t>
     </w:r>
     <w:r>
       <w:rPr>
@@ -5009,6 +5017,7 @@
   <w:style w:type="character" w:default="1" w:styleId="DefaultParagraphFont">
     <w:name w:val="Default Paragraph Font"/>
     <w:uiPriority w:val="1"/>
+    <w:semiHidden/>
     <w:unhideWhenUsed/>
   </w:style>
   <w:style w:type="table" w:default="1" w:styleId="TableNormal">
